--- a/HISGEN_APPENDIXES.docx
+++ b/HISGEN_APPENDIXES.docx
@@ -6294,13 +6294,2177 @@
     </w:tbl>
     <w:p>
       <w:pPr>
-        <w:pStyle w:val="Standard"/>
-        <w:ind w:firstLine="0"/>
+        <w:pStyle w:val="AppendixWW"/>
+        <w:numPr>
+          <w:ilvl w:val="0"/>
+          <w:numId w:val="0"/>
+        </w:numPr>
         <w:rPr>
           <w:rFonts w:asciiTheme="majorBidi" w:hAnsiTheme="majorBidi" w:cstheme="majorBidi"/>
         </w:rPr>
       </w:pPr>
     </w:p>
+    <w:p>
+      <w:pPr>
+        <w:pStyle w:val="AppendixWW"/>
+        <w:rPr>
+          <w:rFonts w:asciiTheme="majorBidi" w:hAnsiTheme="majorBidi" w:cstheme="majorBidi"/>
+        </w:rPr>
+      </w:pPr>
+      <w:r>
+        <w:rPr>
+          <w:rFonts w:asciiTheme="majorBidi" w:hAnsiTheme="majorBidi" w:cstheme="majorBidi"/>
+        </w:rPr>
+        <w:t xml:space="preserve">Appendix – </w:t>
+      </w:r>
+      <w:r>
+        <w:rPr>
+          <w:rFonts w:asciiTheme="majorBidi" w:hAnsiTheme="majorBidi" w:cstheme="majorBidi"/>
+        </w:rPr>
+        <w:t>Automated</w:t>
+      </w:r>
+      <w:r>
+        <w:rPr>
+          <w:rFonts w:asciiTheme="majorBidi" w:hAnsiTheme="majorBidi" w:cstheme="majorBidi"/>
+        </w:rPr>
+        <w:t xml:space="preserve"> </w:t>
+      </w:r>
+      <w:proofErr w:type="spellStart"/>
+      <w:r>
+        <w:rPr>
+          <w:rFonts w:asciiTheme="majorBidi" w:hAnsiTheme="majorBidi" w:cstheme="majorBidi"/>
+        </w:rPr>
+        <w:t>V</w:t>
+      </w:r>
+      <w:r>
+        <w:rPr>
+          <w:rFonts w:asciiTheme="majorBidi" w:hAnsiTheme="majorBidi" w:cstheme="majorBidi"/>
+        </w:rPr>
+        <w:t>erification</w:t>
+      </w:r>
+      <w:proofErr w:type="spellEnd"/>
+    </w:p>
+    <w:p>
+      <w:pPr>
+        <w:pStyle w:val="tablecaption"/>
+        <w:rPr>
+          <w:b/>
+        </w:rPr>
+      </w:pPr>
+      <w:bookmarkStart w:id="0" w:name="_Ref37069322_Copy_3"/>
+      <w:r>
+        <w:rPr>
+          <w:b/>
+        </w:rPr>
+        <w:t xml:space="preserve">Table </w:t>
+      </w:r>
+      <w:bookmarkEnd w:id="0"/>
+      <w:r>
+        <w:rPr>
+          <w:b/>
+        </w:rPr>
+        <w:t>9</w:t>
+      </w:r>
+      <w:r>
+        <w:rPr>
+          <w:b/>
+        </w:rPr>
+        <w:t xml:space="preserve">. </w:t>
+      </w:r>
+      <w:proofErr w:type="spellStart"/>
+      <w:r>
+        <w:rPr>
+          <w:bCs/>
+        </w:rPr>
+        <w:t>Verification</w:t>
+      </w:r>
+      <w:proofErr w:type="spellEnd"/>
+      <w:r>
+        <w:rPr>
+          <w:bCs/>
+        </w:rPr>
+        <w:t xml:space="preserve"> </w:t>
+      </w:r>
+      <w:proofErr w:type="spellStart"/>
+      <w:r>
+        <w:rPr>
+          <w:bCs/>
+        </w:rPr>
+        <w:t>properties</w:t>
+      </w:r>
+      <w:proofErr w:type="spellEnd"/>
+    </w:p>
+    <w:tbl>
+      <w:tblPr>
+        <w:tblW w:w="8820" w:type="dxa"/>
+        <w:jc w:val="center"/>
+        <w:tblLayout w:type="fixed"/>
+        <w:tblCellMar>
+          <w:left w:w="10" w:type="dxa"/>
+          <w:right w:w="10" w:type="dxa"/>
+        </w:tblCellMar>
+        <w:tblLook w:val="0000" w:firstRow="0" w:lastRow="0" w:firstColumn="0" w:lastColumn="0" w:noHBand="0" w:noVBand="0"/>
+      </w:tblPr>
+      <w:tblGrid>
+        <w:gridCol w:w="2805"/>
+        <w:gridCol w:w="6015"/>
+      </w:tblGrid>
+      <w:tr>
+        <w:trPr>
+          <w:jc w:val="center"/>
+        </w:trPr>
+        <w:tc>
+          <w:tcPr>
+            <w:tcW w:w="2805" w:type="dxa"/>
+            <w:tcBorders>
+              <w:top w:val="single" w:sz="18" w:space="0" w:color="000000"/>
+              <w:bottom w:val="single" w:sz="12" w:space="0" w:color="000000"/>
+            </w:tcBorders>
+            <w:tcMar>
+              <w:top w:w="0" w:type="dxa"/>
+              <w:left w:w="108" w:type="dxa"/>
+              <w:bottom w:w="0" w:type="dxa"/>
+              <w:right w:w="108" w:type="dxa"/>
+            </w:tcMar>
+          </w:tcPr>
+          <w:p>
+            <w:pPr>
+              <w:pStyle w:val="Standard"/>
+              <w:ind w:firstLine="0"/>
+              <w:jc w:val="center"/>
+              <w:rPr>
+                <w:rFonts w:asciiTheme="majorBidi" w:hAnsiTheme="majorBidi" w:cstheme="majorBidi"/>
+                <w:sz w:val="18"/>
+                <w:szCs w:val="18"/>
+              </w:rPr>
+            </w:pPr>
+            <w:r>
+              <w:rPr>
+                <w:rFonts w:asciiTheme="majorBidi" w:hAnsiTheme="majorBidi" w:cstheme="majorBidi"/>
+                <w:sz w:val="18"/>
+                <w:szCs w:val="18"/>
+              </w:rPr>
+              <w:t>Property</w:t>
+            </w:r>
+          </w:p>
+        </w:tc>
+        <w:tc>
+          <w:tcPr>
+            <w:tcW w:w="6015" w:type="dxa"/>
+            <w:tcBorders>
+              <w:top w:val="single" w:sz="18" w:space="0" w:color="000000"/>
+              <w:bottom w:val="single" w:sz="12" w:space="0" w:color="000000"/>
+            </w:tcBorders>
+            <w:tcMar>
+              <w:top w:w="0" w:type="dxa"/>
+              <w:left w:w="108" w:type="dxa"/>
+              <w:bottom w:w="0" w:type="dxa"/>
+              <w:right w:w="108" w:type="dxa"/>
+            </w:tcMar>
+          </w:tcPr>
+          <w:p>
+            <w:pPr>
+              <w:pStyle w:val="Standard"/>
+              <w:ind w:firstLine="0"/>
+              <w:jc w:val="center"/>
+              <w:rPr>
+                <w:rFonts w:asciiTheme="majorBidi" w:hAnsiTheme="majorBidi" w:cstheme="majorBidi"/>
+                <w:sz w:val="18"/>
+                <w:szCs w:val="18"/>
+              </w:rPr>
+            </w:pPr>
+            <w:r>
+              <w:rPr>
+                <w:rFonts w:asciiTheme="majorBidi" w:hAnsiTheme="majorBidi" w:cstheme="majorBidi"/>
+                <w:sz w:val="18"/>
+                <w:szCs w:val="18"/>
+              </w:rPr>
+              <w:t>Condition tested</w:t>
+            </w:r>
+          </w:p>
+        </w:tc>
+      </w:tr>
+      <w:tr>
+        <w:trPr>
+          <w:jc w:val="center"/>
+        </w:trPr>
+        <w:tc>
+          <w:tcPr>
+            <w:tcW w:w="2805" w:type="dxa"/>
+            <w:tcBorders>
+              <w:top w:val="single" w:sz="12" w:space="0" w:color="000000"/>
+            </w:tcBorders>
+            <w:tcMar>
+              <w:top w:w="0" w:type="dxa"/>
+              <w:left w:w="108" w:type="dxa"/>
+              <w:bottom w:w="0" w:type="dxa"/>
+              <w:right w:w="108" w:type="dxa"/>
+            </w:tcMar>
+          </w:tcPr>
+          <w:p>
+            <w:pPr>
+              <w:pStyle w:val="Standard"/>
+              <w:ind w:firstLine="0"/>
+              <w:jc w:val="center"/>
+              <w:rPr>
+                <w:rFonts w:asciiTheme="majorBidi" w:hAnsiTheme="majorBidi" w:cstheme="majorBidi"/>
+                <w:sz w:val="18"/>
+                <w:szCs w:val="18"/>
+              </w:rPr>
+            </w:pPr>
+            <w:r>
+              <w:rPr>
+                <w:rFonts w:asciiTheme="majorBidi" w:hAnsiTheme="majorBidi" w:cstheme="majorBidi"/>
+                <w:sz w:val="18"/>
+                <w:szCs w:val="18"/>
+              </w:rPr>
+              <w:t>Determinism</w:t>
+            </w:r>
+          </w:p>
+        </w:tc>
+        <w:tc>
+          <w:tcPr>
+            <w:tcW w:w="6015" w:type="dxa"/>
+            <w:tcBorders>
+              <w:top w:val="single" w:sz="12" w:space="0" w:color="000000"/>
+            </w:tcBorders>
+            <w:tcMar>
+              <w:top w:w="0" w:type="dxa"/>
+              <w:left w:w="108" w:type="dxa"/>
+              <w:bottom w:w="0" w:type="dxa"/>
+              <w:right w:w="108" w:type="dxa"/>
+            </w:tcMar>
+          </w:tcPr>
+          <w:p>
+            <w:pPr>
+              <w:pStyle w:val="Standard"/>
+              <w:ind w:firstLine="0"/>
+              <w:jc w:val="center"/>
+              <w:rPr>
+                <w:rFonts w:asciiTheme="majorBidi" w:hAnsiTheme="majorBidi" w:cstheme="majorBidi"/>
+                <w:sz w:val="18"/>
+                <w:szCs w:val="18"/>
+              </w:rPr>
+            </w:pPr>
+            <w:r>
+              <w:rPr>
+                <w:rFonts w:asciiTheme="majorBidi" w:hAnsiTheme="majorBidi" w:cstheme="majorBidi"/>
+                <w:sz w:val="18"/>
+                <w:szCs w:val="18"/>
+              </w:rPr>
+              <w:t xml:space="preserve">Σ over o </w:t>
+            </w:r>
+            <w:r>
+              <w:rPr>
+                <w:rFonts w:ascii="Cambria Math" w:hAnsi="Cambria Math" w:cs="Cambria Math"/>
+                <w:sz w:val="18"/>
+                <w:szCs w:val="18"/>
+              </w:rPr>
+              <w:t>∈</w:t>
+            </w:r>
+            <w:r>
+              <w:rPr>
+                <w:rFonts w:asciiTheme="majorBidi" w:hAnsiTheme="majorBidi" w:cstheme="majorBidi"/>
+                <w:sz w:val="18"/>
+                <w:szCs w:val="18"/>
+              </w:rPr>
+              <w:t xml:space="preserve"> </w:t>
+            </w:r>
+            <w:proofErr w:type="spellStart"/>
+            <w:r>
+              <w:rPr>
+                <w:rFonts w:asciiTheme="majorBidi" w:hAnsiTheme="majorBidi" w:cstheme="majorBidi"/>
+                <w:sz w:val="18"/>
+                <w:szCs w:val="18"/>
+              </w:rPr>
+              <w:t>Cfg</w:t>
+            </w:r>
+            <w:proofErr w:type="spellEnd"/>
+            <w:r>
+              <w:rPr>
+                <w:rFonts w:asciiTheme="majorBidi" w:hAnsiTheme="majorBidi" w:cstheme="majorBidi"/>
+                <w:sz w:val="18"/>
+                <w:szCs w:val="18"/>
+              </w:rPr>
+              <w:t xml:space="preserve"> [ derive(o) ≠ derive(o</w:t>
+            </w:r>
+            <w:proofErr w:type="gramStart"/>
+            <w:r>
+              <w:rPr>
+                <w:rFonts w:asciiTheme="majorBidi" w:hAnsiTheme="majorBidi" w:cstheme="majorBidi"/>
+                <w:sz w:val="18"/>
+                <w:szCs w:val="18"/>
+              </w:rPr>
+              <w:t>) ]</w:t>
+            </w:r>
+            <w:proofErr w:type="gramEnd"/>
+          </w:p>
+        </w:tc>
+      </w:tr>
+      <w:tr>
+        <w:trPr>
+          <w:jc w:val="center"/>
+        </w:trPr>
+        <w:tc>
+          <w:tcPr>
+            <w:tcW w:w="2805" w:type="dxa"/>
+            <w:tcMar>
+              <w:top w:w="0" w:type="dxa"/>
+              <w:left w:w="108" w:type="dxa"/>
+              <w:bottom w:w="0" w:type="dxa"/>
+              <w:right w:w="108" w:type="dxa"/>
+            </w:tcMar>
+          </w:tcPr>
+          <w:p>
+            <w:pPr>
+              <w:pStyle w:val="Standard"/>
+              <w:ind w:firstLine="0"/>
+              <w:jc w:val="center"/>
+              <w:rPr>
+                <w:rFonts w:asciiTheme="majorBidi" w:hAnsiTheme="majorBidi" w:cstheme="majorBidi"/>
+                <w:sz w:val="18"/>
+                <w:szCs w:val="18"/>
+              </w:rPr>
+            </w:pPr>
+            <w:r>
+              <w:rPr>
+                <w:rFonts w:asciiTheme="majorBidi" w:hAnsiTheme="majorBidi" w:cstheme="majorBidi"/>
+                <w:sz w:val="18"/>
+                <w:szCs w:val="18"/>
+              </w:rPr>
+              <w:t>Coverage</w:t>
+            </w:r>
+          </w:p>
+        </w:tc>
+        <w:tc>
+          <w:tcPr>
+            <w:tcW w:w="6015" w:type="dxa"/>
+            <w:tcMar>
+              <w:top w:w="0" w:type="dxa"/>
+              <w:left w:w="108" w:type="dxa"/>
+              <w:bottom w:w="0" w:type="dxa"/>
+              <w:right w:w="108" w:type="dxa"/>
+            </w:tcMar>
+          </w:tcPr>
+          <w:p>
+            <w:pPr>
+              <w:pStyle w:val="Standard"/>
+              <w:ind w:firstLine="0"/>
+              <w:jc w:val="center"/>
+              <w:rPr>
+                <w:rFonts w:asciiTheme="majorBidi" w:hAnsiTheme="majorBidi" w:cstheme="majorBidi"/>
+                <w:sz w:val="18"/>
+                <w:szCs w:val="18"/>
+              </w:rPr>
+            </w:pPr>
+            <w:r>
+              <w:rPr>
+                <w:rFonts w:asciiTheme="majorBidi" w:hAnsiTheme="majorBidi" w:cstheme="majorBidi"/>
+                <w:sz w:val="18"/>
+                <w:szCs w:val="18"/>
+              </w:rPr>
+              <w:t xml:space="preserve">Σ over o </w:t>
+            </w:r>
+            <w:r>
+              <w:rPr>
+                <w:rFonts w:ascii="Cambria Math" w:hAnsi="Cambria Math" w:cs="Cambria Math"/>
+                <w:sz w:val="18"/>
+                <w:szCs w:val="18"/>
+              </w:rPr>
+              <w:t>∈</w:t>
+            </w:r>
+            <w:r>
+              <w:rPr>
+                <w:rFonts w:asciiTheme="majorBidi" w:hAnsiTheme="majorBidi" w:cstheme="majorBidi"/>
+                <w:sz w:val="18"/>
+                <w:szCs w:val="18"/>
+              </w:rPr>
+              <w:t xml:space="preserve"> </w:t>
+            </w:r>
+            <w:proofErr w:type="spellStart"/>
+            <w:r>
+              <w:rPr>
+                <w:rFonts w:asciiTheme="majorBidi" w:hAnsiTheme="majorBidi" w:cstheme="majorBidi"/>
+                <w:sz w:val="18"/>
+                <w:szCs w:val="18"/>
+              </w:rPr>
+              <w:t>Cfg</w:t>
+            </w:r>
+            <w:proofErr w:type="spellEnd"/>
+            <w:r>
+              <w:rPr>
+                <w:rFonts w:asciiTheme="majorBidi" w:hAnsiTheme="majorBidi" w:cstheme="majorBidi"/>
+                <w:sz w:val="18"/>
+                <w:szCs w:val="18"/>
+              </w:rPr>
+              <w:t xml:space="preserve"> [ Sys(o) = </w:t>
+            </w:r>
+            <w:r>
+              <w:rPr>
+                <w:rFonts w:ascii="Cambria Math" w:hAnsi="Cambria Math" w:cs="Cambria Math"/>
+                <w:sz w:val="18"/>
+                <w:szCs w:val="18"/>
+              </w:rPr>
+              <w:t>∅</w:t>
+            </w:r>
+            <w:r>
+              <w:rPr>
+                <w:rFonts w:asciiTheme="majorBidi" w:hAnsiTheme="majorBidi" w:cstheme="majorBidi"/>
+                <w:sz w:val="18"/>
+                <w:szCs w:val="18"/>
+              </w:rPr>
+              <w:t>]</w:t>
+            </w:r>
+          </w:p>
+        </w:tc>
+      </w:tr>
+      <w:tr>
+        <w:trPr>
+          <w:jc w:val="center"/>
+        </w:trPr>
+        <w:tc>
+          <w:tcPr>
+            <w:tcW w:w="2805" w:type="dxa"/>
+            <w:tcMar>
+              <w:top w:w="0" w:type="dxa"/>
+              <w:left w:w="108" w:type="dxa"/>
+              <w:bottom w:w="0" w:type="dxa"/>
+              <w:right w:w="108" w:type="dxa"/>
+            </w:tcMar>
+          </w:tcPr>
+          <w:p>
+            <w:pPr>
+              <w:pStyle w:val="Standard"/>
+              <w:ind w:firstLine="0"/>
+              <w:jc w:val="center"/>
+              <w:rPr>
+                <w:rFonts w:asciiTheme="majorBidi" w:hAnsiTheme="majorBidi" w:cstheme="majorBidi"/>
+                <w:sz w:val="18"/>
+                <w:szCs w:val="18"/>
+              </w:rPr>
+            </w:pPr>
+            <w:r>
+              <w:rPr>
+                <w:rFonts w:asciiTheme="majorBidi" w:hAnsiTheme="majorBidi" w:cstheme="majorBidi"/>
+                <w:sz w:val="18"/>
+                <w:szCs w:val="18"/>
+              </w:rPr>
+              <w:t>Completeness</w:t>
+            </w:r>
+          </w:p>
+        </w:tc>
+        <w:tc>
+          <w:tcPr>
+            <w:tcW w:w="6015" w:type="dxa"/>
+            <w:tcMar>
+              <w:top w:w="0" w:type="dxa"/>
+              <w:left w:w="108" w:type="dxa"/>
+              <w:bottom w:w="0" w:type="dxa"/>
+              <w:right w:w="108" w:type="dxa"/>
+            </w:tcMar>
+          </w:tcPr>
+          <w:p>
+            <w:pPr>
+              <w:pStyle w:val="Standard"/>
+              <w:ind w:firstLine="0"/>
+              <w:jc w:val="center"/>
+              <w:rPr>
+                <w:rFonts w:asciiTheme="majorBidi" w:hAnsiTheme="majorBidi" w:cstheme="majorBidi"/>
+                <w:sz w:val="18"/>
+                <w:szCs w:val="18"/>
+              </w:rPr>
+            </w:pPr>
+            <w:r>
+              <w:rPr>
+                <w:rFonts w:asciiTheme="majorBidi" w:hAnsiTheme="majorBidi" w:cstheme="majorBidi"/>
+                <w:sz w:val="18"/>
+                <w:szCs w:val="18"/>
+              </w:rPr>
+              <w:t>Σ over (</w:t>
+            </w:r>
+            <w:proofErr w:type="spellStart"/>
+            <w:proofErr w:type="gramStart"/>
+            <w:r>
+              <w:rPr>
+                <w:rFonts w:asciiTheme="majorBidi" w:hAnsiTheme="majorBidi" w:cstheme="majorBidi"/>
+                <w:sz w:val="18"/>
+                <w:szCs w:val="18"/>
+              </w:rPr>
+              <w:t>a,b</w:t>
+            </w:r>
+            <w:proofErr w:type="spellEnd"/>
+            <w:proofErr w:type="gramEnd"/>
+            <w:r>
+              <w:rPr>
+                <w:rFonts w:asciiTheme="majorBidi" w:hAnsiTheme="majorBidi" w:cstheme="majorBidi"/>
+                <w:sz w:val="18"/>
+                <w:szCs w:val="18"/>
+              </w:rPr>
+              <w:t xml:space="preserve">) </w:t>
+            </w:r>
+            <w:r>
+              <w:rPr>
+                <w:rFonts w:ascii="Cambria Math" w:hAnsi="Cambria Math" w:cs="Cambria Math"/>
+                <w:sz w:val="18"/>
+                <w:szCs w:val="18"/>
+              </w:rPr>
+              <w:t>∈</w:t>
+            </w:r>
+            <w:r>
+              <w:rPr>
+                <w:rFonts w:asciiTheme="majorBidi" w:hAnsiTheme="majorBidi" w:cstheme="majorBidi"/>
+                <w:sz w:val="18"/>
+                <w:szCs w:val="18"/>
+              </w:rPr>
+              <w:t xml:space="preserve"> Pairs | (Sys(a) Sys(b)) \ </w:t>
+            </w:r>
+            <w:proofErr w:type="spellStart"/>
+            <w:r>
+              <w:rPr>
+                <w:rFonts w:asciiTheme="majorBidi" w:hAnsiTheme="majorBidi" w:cstheme="majorBidi"/>
+                <w:sz w:val="18"/>
+                <w:szCs w:val="18"/>
+              </w:rPr>
+              <w:t>dom</w:t>
+            </w:r>
+            <w:proofErr w:type="spellEnd"/>
+            <w:r>
+              <w:rPr>
+                <w:rFonts w:asciiTheme="majorBidi" w:hAnsiTheme="majorBidi" w:cstheme="majorBidi"/>
+                <w:sz w:val="18"/>
+                <w:szCs w:val="18"/>
+              </w:rPr>
+              <w:t xml:space="preserve"> class(</w:t>
+            </w:r>
+            <w:proofErr w:type="spellStart"/>
+            <w:proofErr w:type="gramStart"/>
+            <w:r>
+              <w:rPr>
+                <w:rFonts w:asciiTheme="majorBidi" w:hAnsiTheme="majorBidi" w:cstheme="majorBidi"/>
+                <w:sz w:val="18"/>
+                <w:szCs w:val="18"/>
+              </w:rPr>
+              <w:t>a,b</w:t>
+            </w:r>
+            <w:proofErr w:type="spellEnd"/>
+            <w:proofErr w:type="gramEnd"/>
+            <w:r>
+              <w:rPr>
+                <w:rFonts w:asciiTheme="majorBidi" w:hAnsiTheme="majorBidi" w:cstheme="majorBidi"/>
+                <w:sz w:val="18"/>
+                <w:szCs w:val="18"/>
+              </w:rPr>
+              <w:t>) |</w:t>
+            </w:r>
+          </w:p>
+        </w:tc>
+      </w:tr>
+      <w:tr>
+        <w:trPr>
+          <w:jc w:val="center"/>
+        </w:trPr>
+        <w:tc>
+          <w:tcPr>
+            <w:tcW w:w="2805" w:type="dxa"/>
+            <w:tcMar>
+              <w:top w:w="0" w:type="dxa"/>
+              <w:left w:w="108" w:type="dxa"/>
+              <w:bottom w:w="0" w:type="dxa"/>
+              <w:right w:w="108" w:type="dxa"/>
+            </w:tcMar>
+          </w:tcPr>
+          <w:p>
+            <w:pPr>
+              <w:pStyle w:val="Standard"/>
+              <w:ind w:firstLine="0"/>
+              <w:jc w:val="center"/>
+              <w:rPr>
+                <w:rFonts w:asciiTheme="majorBidi" w:hAnsiTheme="majorBidi" w:cstheme="majorBidi"/>
+                <w:sz w:val="18"/>
+                <w:szCs w:val="18"/>
+              </w:rPr>
+            </w:pPr>
+            <w:r>
+              <w:rPr>
+                <w:rFonts w:asciiTheme="majorBidi" w:hAnsiTheme="majorBidi" w:cstheme="majorBidi"/>
+                <w:sz w:val="18"/>
+                <w:szCs w:val="18"/>
+              </w:rPr>
+              <w:t>Soundness</w:t>
+            </w:r>
+          </w:p>
+        </w:tc>
+        <w:tc>
+          <w:tcPr>
+            <w:tcW w:w="6015" w:type="dxa"/>
+            <w:tcMar>
+              <w:top w:w="0" w:type="dxa"/>
+              <w:left w:w="108" w:type="dxa"/>
+              <w:bottom w:w="0" w:type="dxa"/>
+              <w:right w:w="108" w:type="dxa"/>
+            </w:tcMar>
+          </w:tcPr>
+          <w:p>
+            <w:pPr>
+              <w:pStyle w:val="Standard"/>
+              <w:ind w:firstLine="0"/>
+              <w:jc w:val="center"/>
+              <w:rPr>
+                <w:rFonts w:asciiTheme="majorBidi" w:hAnsiTheme="majorBidi" w:cstheme="majorBidi"/>
+                <w:sz w:val="18"/>
+                <w:szCs w:val="18"/>
+              </w:rPr>
+            </w:pPr>
+            <w:r>
+              <w:rPr>
+                <w:rFonts w:asciiTheme="majorBidi" w:hAnsiTheme="majorBidi" w:cstheme="majorBidi"/>
+                <w:sz w:val="18"/>
+                <w:szCs w:val="18"/>
+              </w:rPr>
+              <w:t>Σ over (</w:t>
+            </w:r>
+            <w:proofErr w:type="spellStart"/>
+            <w:proofErr w:type="gramStart"/>
+            <w:r>
+              <w:rPr>
+                <w:rFonts w:asciiTheme="majorBidi" w:hAnsiTheme="majorBidi" w:cstheme="majorBidi"/>
+                <w:sz w:val="18"/>
+                <w:szCs w:val="18"/>
+              </w:rPr>
+              <w:t>a,b</w:t>
+            </w:r>
+            <w:proofErr w:type="spellEnd"/>
+            <w:proofErr w:type="gramEnd"/>
+            <w:r>
+              <w:rPr>
+                <w:rFonts w:asciiTheme="majorBidi" w:hAnsiTheme="majorBidi" w:cstheme="majorBidi"/>
+                <w:sz w:val="18"/>
+                <w:szCs w:val="18"/>
+              </w:rPr>
+              <w:t xml:space="preserve">) </w:t>
+            </w:r>
+            <w:r>
+              <w:rPr>
+                <w:rFonts w:ascii="Cambria Math" w:hAnsi="Cambria Math" w:cs="Cambria Math"/>
+                <w:sz w:val="18"/>
+                <w:szCs w:val="18"/>
+              </w:rPr>
+              <w:t>∈</w:t>
+            </w:r>
+            <w:r>
+              <w:rPr>
+                <w:rFonts w:asciiTheme="majorBidi" w:hAnsiTheme="majorBidi" w:cstheme="majorBidi"/>
+                <w:sz w:val="18"/>
+                <w:szCs w:val="18"/>
+              </w:rPr>
+              <w:t xml:space="preserve"> Pairs | </w:t>
+            </w:r>
+            <w:proofErr w:type="spellStart"/>
+            <w:r>
+              <w:rPr>
+                <w:rFonts w:asciiTheme="majorBidi" w:hAnsiTheme="majorBidi" w:cstheme="majorBidi"/>
+                <w:sz w:val="18"/>
+                <w:szCs w:val="18"/>
+              </w:rPr>
+              <w:t>dom</w:t>
+            </w:r>
+            <w:proofErr w:type="spellEnd"/>
+            <w:r>
+              <w:rPr>
+                <w:rFonts w:asciiTheme="majorBidi" w:hAnsiTheme="majorBidi" w:cstheme="majorBidi"/>
+                <w:sz w:val="18"/>
+                <w:szCs w:val="18"/>
+              </w:rPr>
+              <w:t xml:space="preserve"> class(</w:t>
+            </w:r>
+            <w:proofErr w:type="spellStart"/>
+            <w:proofErr w:type="gramStart"/>
+            <w:r>
+              <w:rPr>
+                <w:rFonts w:asciiTheme="majorBidi" w:hAnsiTheme="majorBidi" w:cstheme="majorBidi"/>
+                <w:sz w:val="18"/>
+                <w:szCs w:val="18"/>
+              </w:rPr>
+              <w:t>a,b</w:t>
+            </w:r>
+            <w:proofErr w:type="spellEnd"/>
+            <w:proofErr w:type="gramEnd"/>
+            <w:r>
+              <w:rPr>
+                <w:rFonts w:asciiTheme="majorBidi" w:hAnsiTheme="majorBidi" w:cstheme="majorBidi"/>
+                <w:sz w:val="18"/>
+                <w:szCs w:val="18"/>
+              </w:rPr>
+              <w:t>) \ (Sys(a) Sys(b)) |</w:t>
+            </w:r>
+          </w:p>
+        </w:tc>
+      </w:tr>
+      <w:tr>
+        <w:trPr>
+          <w:jc w:val="center"/>
+        </w:trPr>
+        <w:tc>
+          <w:tcPr>
+            <w:tcW w:w="2805" w:type="dxa"/>
+            <w:tcMar>
+              <w:top w:w="0" w:type="dxa"/>
+              <w:left w:w="108" w:type="dxa"/>
+              <w:bottom w:w="0" w:type="dxa"/>
+              <w:right w:w="108" w:type="dxa"/>
+            </w:tcMar>
+          </w:tcPr>
+          <w:p>
+            <w:pPr>
+              <w:pStyle w:val="Standard"/>
+              <w:ind w:firstLine="0"/>
+              <w:jc w:val="center"/>
+              <w:rPr>
+                <w:rFonts w:asciiTheme="majorBidi" w:hAnsiTheme="majorBidi" w:cstheme="majorBidi"/>
+                <w:sz w:val="18"/>
+                <w:szCs w:val="18"/>
+              </w:rPr>
+            </w:pPr>
+            <w:r>
+              <w:rPr>
+                <w:rFonts w:asciiTheme="majorBidi" w:hAnsiTheme="majorBidi" w:cstheme="majorBidi"/>
+                <w:sz w:val="18"/>
+                <w:szCs w:val="18"/>
+              </w:rPr>
+              <w:t>Link soundness</w:t>
+            </w:r>
+          </w:p>
+        </w:tc>
+        <w:tc>
+          <w:tcPr>
+            <w:tcW w:w="6015" w:type="dxa"/>
+            <w:tcMar>
+              <w:top w:w="0" w:type="dxa"/>
+              <w:left w:w="108" w:type="dxa"/>
+              <w:bottom w:w="0" w:type="dxa"/>
+              <w:right w:w="108" w:type="dxa"/>
+            </w:tcMar>
+          </w:tcPr>
+          <w:p>
+            <w:pPr>
+              <w:pStyle w:val="Standard"/>
+              <w:ind w:firstLine="0"/>
+              <w:jc w:val="center"/>
+              <w:rPr>
+                <w:rFonts w:asciiTheme="majorBidi" w:hAnsiTheme="majorBidi" w:cstheme="majorBidi"/>
+                <w:sz w:val="18"/>
+                <w:szCs w:val="18"/>
+              </w:rPr>
+            </w:pPr>
+            <w:r>
+              <w:rPr>
+                <w:rFonts w:asciiTheme="majorBidi" w:hAnsiTheme="majorBidi" w:cstheme="majorBidi"/>
+                <w:sz w:val="18"/>
+                <w:szCs w:val="18"/>
+              </w:rPr>
+              <w:t>Σ over (</w:t>
+            </w:r>
+            <w:proofErr w:type="spellStart"/>
+            <w:proofErr w:type="gramStart"/>
+            <w:r>
+              <w:rPr>
+                <w:rFonts w:asciiTheme="majorBidi" w:hAnsiTheme="majorBidi" w:cstheme="majorBidi"/>
+                <w:sz w:val="18"/>
+                <w:szCs w:val="18"/>
+              </w:rPr>
+              <w:t>a,b</w:t>
+            </w:r>
+            <w:proofErr w:type="spellEnd"/>
+            <w:proofErr w:type="gramEnd"/>
+            <w:r>
+              <w:rPr>
+                <w:rFonts w:asciiTheme="majorBidi" w:hAnsiTheme="majorBidi" w:cstheme="majorBidi"/>
+                <w:sz w:val="18"/>
+                <w:szCs w:val="18"/>
+              </w:rPr>
+              <w:t xml:space="preserve">) </w:t>
+            </w:r>
+            <w:r>
+              <w:rPr>
+                <w:rFonts w:ascii="Cambria Math" w:hAnsi="Cambria Math" w:cs="Cambria Math"/>
+                <w:sz w:val="18"/>
+                <w:szCs w:val="18"/>
+              </w:rPr>
+              <w:t>∈</w:t>
+            </w:r>
+            <w:r>
+              <w:rPr>
+                <w:rFonts w:asciiTheme="majorBidi" w:hAnsiTheme="majorBidi" w:cstheme="majorBidi"/>
+                <w:sz w:val="18"/>
+                <w:szCs w:val="18"/>
+              </w:rPr>
+              <w:t xml:space="preserve"> Pairs Σ over (e, </w:t>
+            </w:r>
+            <w:proofErr w:type="spellStart"/>
+            <w:r>
+              <w:rPr>
+                <w:rFonts w:asciiTheme="majorBidi" w:hAnsiTheme="majorBidi" w:cstheme="majorBidi"/>
+                <w:sz w:val="18"/>
+                <w:szCs w:val="18"/>
+              </w:rPr>
+              <w:t>s_p</w:t>
+            </w:r>
+            <w:proofErr w:type="spellEnd"/>
+            <w:r>
+              <w:rPr>
+                <w:rFonts w:asciiTheme="majorBidi" w:hAnsiTheme="majorBidi" w:cstheme="majorBidi"/>
+                <w:sz w:val="18"/>
+                <w:szCs w:val="18"/>
+              </w:rPr>
+              <w:t xml:space="preserve">, </w:t>
+            </w:r>
+            <w:proofErr w:type="spellStart"/>
+            <w:r>
+              <w:rPr>
+                <w:rFonts w:asciiTheme="majorBidi" w:hAnsiTheme="majorBidi" w:cstheme="majorBidi"/>
+                <w:sz w:val="18"/>
+                <w:szCs w:val="18"/>
+              </w:rPr>
+              <w:t>s_c</w:t>
+            </w:r>
+            <w:proofErr w:type="spellEnd"/>
+            <w:r>
+              <w:rPr>
+                <w:rFonts w:asciiTheme="majorBidi" w:hAnsiTheme="majorBidi" w:cstheme="majorBidi"/>
+                <w:sz w:val="18"/>
+                <w:szCs w:val="18"/>
+              </w:rPr>
+              <w:t xml:space="preserve">) </w:t>
+            </w:r>
+            <w:r>
+              <w:rPr>
+                <w:rFonts w:ascii="Cambria Math" w:hAnsi="Cambria Math" w:cs="Cambria Math"/>
+                <w:sz w:val="18"/>
+                <w:szCs w:val="18"/>
+              </w:rPr>
+              <w:t>∈</w:t>
+            </w:r>
+            <w:r>
+              <w:rPr>
+                <w:rFonts w:asciiTheme="majorBidi" w:hAnsiTheme="majorBidi" w:cstheme="majorBidi"/>
+                <w:sz w:val="18"/>
+                <w:szCs w:val="18"/>
+              </w:rPr>
+              <w:t xml:space="preserve"> Link(</w:t>
+            </w:r>
+            <w:proofErr w:type="spellStart"/>
+            <w:proofErr w:type="gramStart"/>
+            <w:r>
+              <w:rPr>
+                <w:rFonts w:asciiTheme="majorBidi" w:hAnsiTheme="majorBidi" w:cstheme="majorBidi"/>
+                <w:sz w:val="18"/>
+                <w:szCs w:val="18"/>
+              </w:rPr>
+              <w:t>a,b</w:t>
+            </w:r>
+            <w:proofErr w:type="spellEnd"/>
+            <w:proofErr w:type="gramEnd"/>
+            <w:r>
+              <w:rPr>
+                <w:rFonts w:asciiTheme="majorBidi" w:hAnsiTheme="majorBidi" w:cstheme="majorBidi"/>
+                <w:sz w:val="18"/>
+                <w:szCs w:val="18"/>
+              </w:rPr>
+              <w:t>) [</w:t>
+            </w:r>
+            <w:proofErr w:type="spellStart"/>
+            <w:r>
+              <w:rPr>
+                <w:rFonts w:asciiTheme="majorBidi" w:hAnsiTheme="majorBidi" w:cstheme="majorBidi"/>
+                <w:sz w:val="18"/>
+                <w:szCs w:val="18"/>
+              </w:rPr>
+              <w:t>s_p</w:t>
+            </w:r>
+            <w:proofErr w:type="spellEnd"/>
+            <w:r>
+              <w:rPr>
+                <w:rFonts w:asciiTheme="majorBidi" w:hAnsiTheme="majorBidi" w:cstheme="majorBidi"/>
+                <w:sz w:val="18"/>
+                <w:szCs w:val="18"/>
+              </w:rPr>
+              <w:t xml:space="preserve"> </w:t>
+            </w:r>
+            <w:r>
+              <w:rPr>
+                <w:rFonts w:ascii="Cambria Math" w:hAnsi="Cambria Math" w:cs="Cambria Math"/>
+                <w:sz w:val="18"/>
+                <w:szCs w:val="18"/>
+              </w:rPr>
+              <w:t>∉</w:t>
+            </w:r>
+            <w:r>
+              <w:rPr>
+                <w:rFonts w:asciiTheme="majorBidi" w:hAnsiTheme="majorBidi" w:cstheme="majorBidi"/>
+                <w:sz w:val="18"/>
+                <w:szCs w:val="18"/>
+              </w:rPr>
+              <w:t xml:space="preserve"> </w:t>
+            </w:r>
+            <w:proofErr w:type="spellStart"/>
+            <w:r>
+              <w:rPr>
+                <w:rFonts w:asciiTheme="majorBidi" w:hAnsiTheme="majorBidi" w:cstheme="majorBidi"/>
+                <w:sz w:val="18"/>
+                <w:szCs w:val="18"/>
+              </w:rPr>
+              <w:t>Master_S</w:t>
+            </w:r>
+            <w:proofErr w:type="spellEnd"/>
+            <w:r>
+              <w:rPr>
+                <w:rFonts w:asciiTheme="majorBidi" w:hAnsiTheme="majorBidi" w:cstheme="majorBidi"/>
+                <w:sz w:val="18"/>
+                <w:szCs w:val="18"/>
+              </w:rPr>
+              <w:t>(</w:t>
+            </w:r>
+            <w:proofErr w:type="spellStart"/>
+            <w:r>
+              <w:rPr>
+                <w:rFonts w:asciiTheme="majorBidi" w:hAnsiTheme="majorBidi" w:cstheme="majorBidi"/>
+                <w:sz w:val="18"/>
+                <w:szCs w:val="18"/>
+              </w:rPr>
+              <w:t>p_e</w:t>
+            </w:r>
+            <w:proofErr w:type="spellEnd"/>
+            <w:r>
+              <w:rPr>
+                <w:rFonts w:asciiTheme="majorBidi" w:hAnsiTheme="majorBidi" w:cstheme="majorBidi"/>
+                <w:sz w:val="18"/>
+                <w:szCs w:val="18"/>
+              </w:rPr>
+              <w:t xml:space="preserve">) </w:t>
+            </w:r>
+            <w:r>
+              <w:rPr>
+                <w:rFonts w:ascii="Cambria Math" w:hAnsi="Cambria Math" w:cs="Cambria Math"/>
+                <w:sz w:val="18"/>
+                <w:szCs w:val="18"/>
+              </w:rPr>
+              <w:t>∨</w:t>
+            </w:r>
+            <w:r>
+              <w:rPr>
+                <w:rFonts w:asciiTheme="majorBidi" w:hAnsiTheme="majorBidi" w:cstheme="majorBidi"/>
+                <w:sz w:val="18"/>
+                <w:szCs w:val="18"/>
+              </w:rPr>
+              <w:t xml:space="preserve"> e </w:t>
+            </w:r>
+            <w:r>
+              <w:rPr>
+                <w:rFonts w:ascii="Cambria Math" w:hAnsi="Cambria Math" w:cs="Cambria Math"/>
+                <w:sz w:val="18"/>
+                <w:szCs w:val="18"/>
+              </w:rPr>
+              <w:t>∉</w:t>
+            </w:r>
+            <w:r>
+              <w:rPr>
+                <w:rFonts w:asciiTheme="majorBidi" w:hAnsiTheme="majorBidi" w:cstheme="majorBidi"/>
+                <w:sz w:val="18"/>
+                <w:szCs w:val="18"/>
+              </w:rPr>
+              <w:t xml:space="preserve"> Feed(</w:t>
+            </w:r>
+            <w:proofErr w:type="spellStart"/>
+            <w:r>
+              <w:rPr>
+                <w:rFonts w:asciiTheme="majorBidi" w:hAnsiTheme="majorBidi" w:cstheme="majorBidi"/>
+                <w:sz w:val="18"/>
+                <w:szCs w:val="18"/>
+              </w:rPr>
+              <w:t>p→q</w:t>
+            </w:r>
+            <w:proofErr w:type="spellEnd"/>
+            <w:proofErr w:type="gramStart"/>
+            <w:r>
+              <w:rPr>
+                <w:rFonts w:asciiTheme="majorBidi" w:hAnsiTheme="majorBidi" w:cstheme="majorBidi"/>
+                <w:sz w:val="18"/>
+                <w:szCs w:val="18"/>
+              </w:rPr>
+              <w:t>) ]</w:t>
+            </w:r>
+            <w:proofErr w:type="gramEnd"/>
+          </w:p>
+        </w:tc>
+      </w:tr>
+      <w:tr>
+        <w:trPr>
+          <w:jc w:val="center"/>
+        </w:trPr>
+        <w:tc>
+          <w:tcPr>
+            <w:tcW w:w="2805" w:type="dxa"/>
+            <w:tcMar>
+              <w:top w:w="0" w:type="dxa"/>
+              <w:left w:w="108" w:type="dxa"/>
+              <w:bottom w:w="0" w:type="dxa"/>
+              <w:right w:w="108" w:type="dxa"/>
+            </w:tcMar>
+          </w:tcPr>
+          <w:p>
+            <w:pPr>
+              <w:pStyle w:val="Standard"/>
+              <w:ind w:firstLine="0"/>
+              <w:jc w:val="center"/>
+              <w:rPr>
+                <w:rFonts w:asciiTheme="majorBidi" w:hAnsiTheme="majorBidi" w:cstheme="majorBidi"/>
+                <w:sz w:val="18"/>
+                <w:szCs w:val="18"/>
+              </w:rPr>
+            </w:pPr>
+            <w:r>
+              <w:rPr>
+                <w:rFonts w:asciiTheme="majorBidi" w:hAnsiTheme="majorBidi" w:cstheme="majorBidi"/>
+                <w:sz w:val="18"/>
+                <w:szCs w:val="18"/>
+              </w:rPr>
+              <w:t>Master-data soundness</w:t>
+            </w:r>
+          </w:p>
+        </w:tc>
+        <w:tc>
+          <w:tcPr>
+            <w:tcW w:w="6015" w:type="dxa"/>
+            <w:tcMar>
+              <w:top w:w="0" w:type="dxa"/>
+              <w:left w:w="108" w:type="dxa"/>
+              <w:bottom w:w="0" w:type="dxa"/>
+              <w:right w:w="108" w:type="dxa"/>
+            </w:tcMar>
+          </w:tcPr>
+          <w:p>
+            <w:pPr>
+              <w:pStyle w:val="Standard"/>
+              <w:ind w:firstLine="0"/>
+              <w:jc w:val="center"/>
+              <w:rPr>
+                <w:rFonts w:asciiTheme="majorBidi" w:hAnsiTheme="majorBidi" w:cstheme="majorBidi"/>
+                <w:sz w:val="18"/>
+                <w:szCs w:val="18"/>
+              </w:rPr>
+            </w:pPr>
+            <w:r>
+              <w:rPr>
+                <w:rFonts w:asciiTheme="majorBidi" w:hAnsiTheme="majorBidi" w:cstheme="majorBidi"/>
+                <w:sz w:val="18"/>
+                <w:szCs w:val="18"/>
+              </w:rPr>
+              <w:t>Σ over (</w:t>
+            </w:r>
+            <w:proofErr w:type="spellStart"/>
+            <w:proofErr w:type="gramStart"/>
+            <w:r>
+              <w:rPr>
+                <w:rFonts w:asciiTheme="majorBidi" w:hAnsiTheme="majorBidi" w:cstheme="majorBidi"/>
+                <w:sz w:val="18"/>
+                <w:szCs w:val="18"/>
+              </w:rPr>
+              <w:t>a,b</w:t>
+            </w:r>
+            <w:proofErr w:type="spellEnd"/>
+            <w:proofErr w:type="gramEnd"/>
+            <w:r>
+              <w:rPr>
+                <w:rFonts w:asciiTheme="majorBidi" w:hAnsiTheme="majorBidi" w:cstheme="majorBidi"/>
+                <w:sz w:val="18"/>
+                <w:szCs w:val="18"/>
+              </w:rPr>
+              <w:t xml:space="preserve">) </w:t>
+            </w:r>
+            <w:r>
+              <w:rPr>
+                <w:rFonts w:ascii="Cambria Math" w:hAnsi="Cambria Math" w:cs="Cambria Math"/>
+                <w:sz w:val="18"/>
+                <w:szCs w:val="18"/>
+              </w:rPr>
+              <w:t>∈</w:t>
+            </w:r>
+            <w:r>
+              <w:rPr>
+                <w:rFonts w:asciiTheme="majorBidi" w:hAnsiTheme="majorBidi" w:cstheme="majorBidi"/>
+                <w:sz w:val="18"/>
+                <w:szCs w:val="18"/>
+              </w:rPr>
+              <w:t xml:space="preserve"> Pairs, e </w:t>
+            </w:r>
+            <w:r>
+              <w:rPr>
+                <w:rFonts w:ascii="Cambria Math" w:hAnsi="Cambria Math" w:cs="Cambria Math"/>
+                <w:sz w:val="18"/>
+                <w:szCs w:val="18"/>
+              </w:rPr>
+              <w:t>∈</w:t>
+            </w:r>
+            <w:r>
+              <w:rPr>
+                <w:rFonts w:asciiTheme="majorBidi" w:hAnsiTheme="majorBidi" w:cstheme="majorBidi"/>
+                <w:sz w:val="18"/>
+                <w:szCs w:val="18"/>
+              </w:rPr>
+              <w:t xml:space="preserve"> MD(</w:t>
+            </w:r>
+            <w:proofErr w:type="spellStart"/>
+            <w:proofErr w:type="gramStart"/>
+            <w:r>
+              <w:rPr>
+                <w:rFonts w:asciiTheme="majorBidi" w:hAnsiTheme="majorBidi" w:cstheme="majorBidi"/>
+                <w:sz w:val="18"/>
+                <w:szCs w:val="18"/>
+              </w:rPr>
+              <w:t>a,b</w:t>
+            </w:r>
+            <w:proofErr w:type="spellEnd"/>
+            <w:proofErr w:type="gramEnd"/>
+            <w:r>
+              <w:rPr>
+                <w:rFonts w:asciiTheme="majorBidi" w:hAnsiTheme="majorBidi" w:cstheme="majorBidi"/>
+                <w:sz w:val="18"/>
+                <w:szCs w:val="18"/>
+              </w:rPr>
+              <w:t xml:space="preserve">) [ </w:t>
+            </w:r>
+            <w:proofErr w:type="spellStart"/>
+            <w:r>
+              <w:rPr>
+                <w:rFonts w:asciiTheme="majorBidi" w:hAnsiTheme="majorBidi" w:cstheme="majorBidi"/>
+                <w:sz w:val="18"/>
+                <w:szCs w:val="18"/>
+              </w:rPr>
+              <w:t>Master_S</w:t>
+            </w:r>
+            <w:proofErr w:type="spellEnd"/>
+            <w:r>
+              <w:rPr>
+                <w:rFonts w:asciiTheme="majorBidi" w:hAnsiTheme="majorBidi" w:cstheme="majorBidi"/>
+                <w:sz w:val="18"/>
+                <w:szCs w:val="18"/>
+              </w:rPr>
+              <w:t>(</w:t>
+            </w:r>
+            <w:proofErr w:type="spellStart"/>
+            <w:proofErr w:type="gramStart"/>
+            <w:r>
+              <w:rPr>
+                <w:rFonts w:asciiTheme="majorBidi" w:hAnsiTheme="majorBidi" w:cstheme="majorBidi"/>
+                <w:sz w:val="18"/>
+                <w:szCs w:val="18"/>
+              </w:rPr>
+              <w:t>a,e</w:t>
+            </w:r>
+            <w:proofErr w:type="spellEnd"/>
+            <w:proofErr w:type="gramEnd"/>
+            <w:r>
+              <w:rPr>
+                <w:rFonts w:asciiTheme="majorBidi" w:hAnsiTheme="majorBidi" w:cstheme="majorBidi"/>
+                <w:sz w:val="18"/>
+                <w:szCs w:val="18"/>
+              </w:rPr>
+              <w:t xml:space="preserve">) = </w:t>
+            </w:r>
+            <w:r>
+              <w:rPr>
+                <w:rFonts w:ascii="Cambria Math" w:hAnsi="Cambria Math" w:cs="Cambria Math"/>
+                <w:sz w:val="18"/>
+                <w:szCs w:val="18"/>
+              </w:rPr>
+              <w:t>∅</w:t>
+            </w:r>
+            <w:r>
+              <w:rPr>
+                <w:rFonts w:asciiTheme="majorBidi" w:hAnsiTheme="majorBidi" w:cstheme="majorBidi"/>
+                <w:sz w:val="18"/>
+                <w:szCs w:val="18"/>
+              </w:rPr>
+              <w:t xml:space="preserve"> </w:t>
+            </w:r>
+            <w:r>
+              <w:rPr>
+                <w:rFonts w:ascii="Cambria Math" w:hAnsi="Cambria Math" w:cs="Cambria Math"/>
+                <w:sz w:val="18"/>
+                <w:szCs w:val="18"/>
+              </w:rPr>
+              <w:t>∨</w:t>
+            </w:r>
+            <w:r>
+              <w:rPr>
+                <w:rFonts w:asciiTheme="majorBidi" w:hAnsiTheme="majorBidi" w:cstheme="majorBidi"/>
+                <w:sz w:val="18"/>
+                <w:szCs w:val="18"/>
+              </w:rPr>
+              <w:t xml:space="preserve"> </w:t>
+            </w:r>
+            <w:proofErr w:type="spellStart"/>
+            <w:r>
+              <w:rPr>
+                <w:rFonts w:asciiTheme="majorBidi" w:hAnsiTheme="majorBidi" w:cstheme="majorBidi"/>
+                <w:sz w:val="18"/>
+                <w:szCs w:val="18"/>
+              </w:rPr>
+              <w:t>Master_S</w:t>
+            </w:r>
+            <w:proofErr w:type="spellEnd"/>
+            <w:r>
+              <w:rPr>
+                <w:rFonts w:asciiTheme="majorBidi" w:hAnsiTheme="majorBidi" w:cstheme="majorBidi"/>
+                <w:sz w:val="18"/>
+                <w:szCs w:val="18"/>
+              </w:rPr>
+              <w:t>(</w:t>
+            </w:r>
+            <w:proofErr w:type="spellStart"/>
+            <w:proofErr w:type="gramStart"/>
+            <w:r>
+              <w:rPr>
+                <w:rFonts w:asciiTheme="majorBidi" w:hAnsiTheme="majorBidi" w:cstheme="majorBidi"/>
+                <w:sz w:val="18"/>
+                <w:szCs w:val="18"/>
+              </w:rPr>
+              <w:t>b,e</w:t>
+            </w:r>
+            <w:proofErr w:type="spellEnd"/>
+            <w:proofErr w:type="gramEnd"/>
+            <w:r>
+              <w:rPr>
+                <w:rFonts w:asciiTheme="majorBidi" w:hAnsiTheme="majorBidi" w:cstheme="majorBidi"/>
+                <w:sz w:val="18"/>
+                <w:szCs w:val="18"/>
+              </w:rPr>
+              <w:t xml:space="preserve">) = </w:t>
+            </w:r>
+            <w:r>
+              <w:rPr>
+                <w:rFonts w:ascii="Cambria Math" w:hAnsi="Cambria Math" w:cs="Cambria Math"/>
+                <w:sz w:val="18"/>
+                <w:szCs w:val="18"/>
+              </w:rPr>
+              <w:t>∅</w:t>
+            </w:r>
+            <w:r>
+              <w:rPr>
+                <w:rFonts w:asciiTheme="majorBidi" w:hAnsiTheme="majorBidi" w:cstheme="majorBidi"/>
+                <w:sz w:val="18"/>
+                <w:szCs w:val="18"/>
+              </w:rPr>
+              <w:t xml:space="preserve"> </w:t>
+            </w:r>
+            <w:r>
+              <w:rPr>
+                <w:rFonts w:ascii="Cambria Math" w:hAnsi="Cambria Math" w:cs="Cambria Math"/>
+                <w:sz w:val="18"/>
+                <w:szCs w:val="18"/>
+              </w:rPr>
+              <w:t>∨</w:t>
+            </w:r>
+            <w:r>
+              <w:rPr>
+                <w:rFonts w:asciiTheme="majorBidi" w:hAnsiTheme="majorBidi" w:cstheme="majorBidi"/>
+                <w:sz w:val="18"/>
+                <w:szCs w:val="18"/>
+              </w:rPr>
+              <w:t xml:space="preserve"> kind(e) </w:t>
+            </w:r>
+            <w:r>
+              <w:rPr>
+                <w:rFonts w:ascii="Times New Roman" w:hAnsi="Times New Roman"/>
+                <w:sz w:val="18"/>
+                <w:szCs w:val="18"/>
+              </w:rPr>
+              <w:t>≠</w:t>
+            </w:r>
+            <w:r>
+              <w:rPr>
+                <w:rFonts w:asciiTheme="majorBidi" w:hAnsiTheme="majorBidi" w:cstheme="majorBidi"/>
+                <w:sz w:val="18"/>
+                <w:szCs w:val="18"/>
+              </w:rPr>
+              <w:t xml:space="preserve"> kind*(</w:t>
+            </w:r>
+            <w:proofErr w:type="spellStart"/>
+            <w:proofErr w:type="gramStart"/>
+            <w:r>
+              <w:rPr>
+                <w:rFonts w:asciiTheme="majorBidi" w:hAnsiTheme="majorBidi" w:cstheme="majorBidi"/>
+                <w:sz w:val="18"/>
+                <w:szCs w:val="18"/>
+              </w:rPr>
+              <w:t>a,b</w:t>
+            </w:r>
+            <w:proofErr w:type="gramEnd"/>
+            <w:r>
+              <w:rPr>
+                <w:rFonts w:asciiTheme="majorBidi" w:hAnsiTheme="majorBidi" w:cstheme="majorBidi"/>
+                <w:sz w:val="18"/>
+                <w:szCs w:val="18"/>
+              </w:rPr>
+              <w:t>,e</w:t>
+            </w:r>
+            <w:proofErr w:type="spellEnd"/>
+            <w:proofErr w:type="gramStart"/>
+            <w:r>
+              <w:rPr>
+                <w:rFonts w:asciiTheme="majorBidi" w:hAnsiTheme="majorBidi" w:cstheme="majorBidi"/>
+                <w:sz w:val="18"/>
+                <w:szCs w:val="18"/>
+              </w:rPr>
+              <w:t>) ]</w:t>
+            </w:r>
+            <w:proofErr w:type="gramEnd"/>
+          </w:p>
+        </w:tc>
+      </w:tr>
+      <w:tr>
+        <w:trPr>
+          <w:jc w:val="center"/>
+        </w:trPr>
+        <w:tc>
+          <w:tcPr>
+            <w:tcW w:w="2805" w:type="dxa"/>
+            <w:tcMar>
+              <w:top w:w="0" w:type="dxa"/>
+              <w:left w:w="108" w:type="dxa"/>
+              <w:bottom w:w="0" w:type="dxa"/>
+              <w:right w:w="108" w:type="dxa"/>
+            </w:tcMar>
+          </w:tcPr>
+          <w:p>
+            <w:pPr>
+              <w:pStyle w:val="Standard"/>
+              <w:ind w:firstLine="0"/>
+              <w:jc w:val="center"/>
+              <w:rPr>
+                <w:rFonts w:asciiTheme="majorBidi" w:hAnsiTheme="majorBidi" w:cstheme="majorBidi"/>
+                <w:sz w:val="18"/>
+                <w:szCs w:val="18"/>
+              </w:rPr>
+            </w:pPr>
+            <w:r>
+              <w:rPr>
+                <w:rFonts w:asciiTheme="majorBidi" w:hAnsiTheme="majorBidi" w:cstheme="majorBidi"/>
+                <w:sz w:val="18"/>
+                <w:szCs w:val="18"/>
+              </w:rPr>
+              <w:lastRenderedPageBreak/>
+              <w:t>Mutual exclusivity</w:t>
+            </w:r>
+          </w:p>
+        </w:tc>
+        <w:tc>
+          <w:tcPr>
+            <w:tcW w:w="6015" w:type="dxa"/>
+            <w:tcMar>
+              <w:top w:w="0" w:type="dxa"/>
+              <w:left w:w="108" w:type="dxa"/>
+              <w:bottom w:w="0" w:type="dxa"/>
+              <w:right w:w="108" w:type="dxa"/>
+            </w:tcMar>
+          </w:tcPr>
+          <w:p>
+            <w:pPr>
+              <w:pStyle w:val="Standard"/>
+              <w:ind w:firstLine="0"/>
+              <w:jc w:val="center"/>
+              <w:rPr>
+                <w:rFonts w:asciiTheme="majorBidi" w:hAnsiTheme="majorBidi" w:cstheme="majorBidi"/>
+                <w:sz w:val="18"/>
+                <w:szCs w:val="18"/>
+              </w:rPr>
+            </w:pPr>
+            <w:r>
+              <w:rPr>
+                <w:rFonts w:asciiTheme="majorBidi" w:hAnsiTheme="majorBidi" w:cstheme="majorBidi"/>
+                <w:sz w:val="18"/>
+                <w:szCs w:val="18"/>
+              </w:rPr>
+              <w:t>Σ over (</w:t>
+            </w:r>
+            <w:proofErr w:type="spellStart"/>
+            <w:proofErr w:type="gramStart"/>
+            <w:r>
+              <w:rPr>
+                <w:rFonts w:asciiTheme="majorBidi" w:hAnsiTheme="majorBidi" w:cstheme="majorBidi"/>
+                <w:sz w:val="18"/>
+                <w:szCs w:val="18"/>
+              </w:rPr>
+              <w:t>a,b</w:t>
+            </w:r>
+            <w:proofErr w:type="spellEnd"/>
+            <w:proofErr w:type="gramEnd"/>
+            <w:r>
+              <w:rPr>
+                <w:rFonts w:asciiTheme="majorBidi" w:hAnsiTheme="majorBidi" w:cstheme="majorBidi"/>
+                <w:sz w:val="18"/>
+                <w:szCs w:val="18"/>
+              </w:rPr>
+              <w:t>) Pairs [ class(</w:t>
+            </w:r>
+            <w:proofErr w:type="spellStart"/>
+            <w:proofErr w:type="gramStart"/>
+            <w:r>
+              <w:rPr>
+                <w:rFonts w:asciiTheme="majorBidi" w:hAnsiTheme="majorBidi" w:cstheme="majorBidi"/>
+                <w:sz w:val="18"/>
+                <w:szCs w:val="18"/>
+              </w:rPr>
+              <w:t>a,b</w:t>
+            </w:r>
+            <w:proofErr w:type="spellEnd"/>
+            <w:proofErr w:type="gramEnd"/>
+            <w:r>
+              <w:rPr>
+                <w:rFonts w:asciiTheme="majorBidi" w:hAnsiTheme="majorBidi" w:cstheme="majorBidi"/>
+                <w:sz w:val="18"/>
+                <w:szCs w:val="18"/>
+              </w:rPr>
+              <w:t xml:space="preserve">) is </w:t>
+            </w:r>
+            <w:proofErr w:type="spellStart"/>
+            <w:r>
+              <w:rPr>
+                <w:rFonts w:asciiTheme="majorBidi" w:hAnsiTheme="majorBidi" w:cstheme="majorBidi"/>
+                <w:sz w:val="18"/>
+                <w:szCs w:val="18"/>
+              </w:rPr>
+              <w:t>not</w:t>
+            </w:r>
+            <w:proofErr w:type="spellEnd"/>
+            <w:r>
+              <w:rPr>
+                <w:rFonts w:asciiTheme="majorBidi" w:hAnsiTheme="majorBidi" w:cstheme="majorBidi"/>
+                <w:sz w:val="18"/>
+                <w:szCs w:val="18"/>
+              </w:rPr>
+              <w:t xml:space="preserve"> single-</w:t>
+            </w:r>
+            <w:proofErr w:type="gramStart"/>
+            <w:r>
+              <w:rPr>
+                <w:rFonts w:asciiTheme="majorBidi" w:hAnsiTheme="majorBidi" w:cstheme="majorBidi"/>
+                <w:sz w:val="18"/>
+                <w:szCs w:val="18"/>
+              </w:rPr>
+              <w:t>valued ]</w:t>
+            </w:r>
+            <w:proofErr w:type="gramEnd"/>
+          </w:p>
+        </w:tc>
+      </w:tr>
+      <w:tr>
+        <w:trPr>
+          <w:jc w:val="center"/>
+        </w:trPr>
+        <w:tc>
+          <w:tcPr>
+            <w:tcW w:w="2805" w:type="dxa"/>
+            <w:tcMar>
+              <w:top w:w="0" w:type="dxa"/>
+              <w:left w:w="108" w:type="dxa"/>
+              <w:bottom w:w="0" w:type="dxa"/>
+              <w:right w:w="108" w:type="dxa"/>
+            </w:tcMar>
+          </w:tcPr>
+          <w:p>
+            <w:pPr>
+              <w:pStyle w:val="Standard"/>
+              <w:ind w:firstLine="0"/>
+              <w:jc w:val="center"/>
+              <w:rPr>
+                <w:rFonts w:asciiTheme="majorBidi" w:hAnsiTheme="majorBidi" w:cstheme="majorBidi"/>
+                <w:sz w:val="18"/>
+                <w:szCs w:val="18"/>
+              </w:rPr>
+            </w:pPr>
+            <w:r>
+              <w:rPr>
+                <w:rFonts w:asciiTheme="majorBidi" w:hAnsiTheme="majorBidi" w:cstheme="majorBidi"/>
+                <w:sz w:val="18"/>
+                <w:szCs w:val="18"/>
+              </w:rPr>
+              <w:t xml:space="preserve">Monotonicity (type t, size z </w:t>
+            </w:r>
+            <w:r>
+              <w:rPr>
+                <w:rFonts w:ascii="Cambria Math" w:hAnsi="Cambria Math" w:cs="Cambria Math"/>
+                <w:sz w:val="18"/>
+                <w:szCs w:val="18"/>
+              </w:rPr>
+              <w:t>∈</w:t>
+            </w:r>
+            <w:r>
+              <w:rPr>
+                <w:rFonts w:asciiTheme="majorBidi" w:hAnsiTheme="majorBidi" w:cstheme="majorBidi"/>
+                <w:sz w:val="18"/>
+                <w:szCs w:val="18"/>
+              </w:rPr>
+              <w:t xml:space="preserve"> {S, M, L}, maturity m </w:t>
+            </w:r>
+            <w:r>
+              <w:rPr>
+                <w:rFonts w:ascii="Cambria Math" w:hAnsi="Cambria Math" w:cs="Cambria Math"/>
+                <w:sz w:val="18"/>
+                <w:szCs w:val="18"/>
+              </w:rPr>
+              <w:t>∈</w:t>
+            </w:r>
+            <w:r>
+              <w:rPr>
+                <w:rFonts w:asciiTheme="majorBidi" w:hAnsiTheme="majorBidi" w:cstheme="majorBidi"/>
+                <w:sz w:val="18"/>
+                <w:szCs w:val="18"/>
+              </w:rPr>
+              <w:t xml:space="preserve"> {B, D, A})</w:t>
+            </w:r>
+          </w:p>
+        </w:tc>
+        <w:tc>
+          <w:tcPr>
+            <w:tcW w:w="6015" w:type="dxa"/>
+            <w:tcMar>
+              <w:top w:w="0" w:type="dxa"/>
+              <w:left w:w="108" w:type="dxa"/>
+              <w:bottom w:w="0" w:type="dxa"/>
+              <w:right w:w="108" w:type="dxa"/>
+            </w:tcMar>
+          </w:tcPr>
+          <w:p>
+            <w:pPr>
+              <w:pStyle w:val="Standard"/>
+              <w:ind w:firstLine="0"/>
+              <w:jc w:val="center"/>
+              <w:rPr>
+                <w:rFonts w:asciiTheme="majorBidi" w:hAnsiTheme="majorBidi" w:cstheme="majorBidi"/>
+                <w:sz w:val="18"/>
+                <w:szCs w:val="18"/>
+                <w:lang w:val="fr-FR"/>
+              </w:rPr>
+            </w:pPr>
+            <w:r>
+              <w:rPr>
+                <w:rFonts w:asciiTheme="majorBidi" w:hAnsiTheme="majorBidi" w:cstheme="majorBidi"/>
+                <w:sz w:val="18"/>
+                <w:szCs w:val="18"/>
+              </w:rPr>
+              <w:t>Σ</w:t>
+            </w:r>
+            <w:r>
+              <w:rPr>
+                <w:rFonts w:asciiTheme="majorBidi" w:hAnsiTheme="majorBidi" w:cstheme="majorBidi"/>
+                <w:sz w:val="18"/>
+                <w:szCs w:val="18"/>
+                <w:lang w:val="fr-FR"/>
+              </w:rPr>
+              <w:t xml:space="preserve"> over </w:t>
+            </w:r>
+            <w:proofErr w:type="spellStart"/>
+            <w:proofErr w:type="gramStart"/>
+            <w:r>
+              <w:rPr>
+                <w:rFonts w:asciiTheme="majorBidi" w:hAnsiTheme="majorBidi" w:cstheme="majorBidi"/>
+                <w:sz w:val="18"/>
+                <w:szCs w:val="18"/>
+                <w:lang w:val="fr-FR"/>
+              </w:rPr>
+              <w:t>t,m</w:t>
+            </w:r>
+            <w:proofErr w:type="spellEnd"/>
+            <w:proofErr w:type="gramEnd"/>
+            <w:r>
+              <w:rPr>
+                <w:rFonts w:asciiTheme="majorBidi" w:hAnsiTheme="majorBidi" w:cstheme="majorBidi"/>
+                <w:sz w:val="18"/>
+                <w:szCs w:val="18"/>
+                <w:lang w:val="fr-FR"/>
+              </w:rPr>
+              <w:t xml:space="preserve"> [ ¬(Sys(</w:t>
+            </w:r>
+            <w:proofErr w:type="spellStart"/>
+            <w:proofErr w:type="gramStart"/>
+            <w:r>
+              <w:rPr>
+                <w:rFonts w:asciiTheme="majorBidi" w:hAnsiTheme="majorBidi" w:cstheme="majorBidi"/>
+                <w:sz w:val="18"/>
+                <w:szCs w:val="18"/>
+                <w:lang w:val="fr-FR"/>
+              </w:rPr>
+              <w:t>t,S</w:t>
+            </w:r>
+            <w:proofErr w:type="gramEnd"/>
+            <w:r>
+              <w:rPr>
+                <w:rFonts w:asciiTheme="majorBidi" w:hAnsiTheme="majorBidi" w:cstheme="majorBidi"/>
+                <w:sz w:val="18"/>
+                <w:szCs w:val="18"/>
+                <w:lang w:val="fr-FR"/>
+              </w:rPr>
+              <w:t>,m</w:t>
+            </w:r>
+            <w:proofErr w:type="spellEnd"/>
+            <w:r>
+              <w:rPr>
+                <w:rFonts w:asciiTheme="majorBidi" w:hAnsiTheme="majorBidi" w:cstheme="majorBidi"/>
+                <w:sz w:val="18"/>
+                <w:szCs w:val="18"/>
+                <w:lang w:val="fr-FR"/>
+              </w:rPr>
+              <w:t xml:space="preserve">) </w:t>
+            </w:r>
+            <w:r>
+              <w:rPr>
+                <w:rFonts w:ascii="Cambria Math" w:hAnsi="Cambria Math" w:cs="Cambria Math"/>
+                <w:sz w:val="18"/>
+                <w:szCs w:val="18"/>
+                <w:lang w:val="fr-FR"/>
+              </w:rPr>
+              <w:t>⊆</w:t>
+            </w:r>
+            <w:r>
+              <w:rPr>
+                <w:rFonts w:asciiTheme="majorBidi" w:hAnsiTheme="majorBidi" w:cstheme="majorBidi"/>
+                <w:sz w:val="18"/>
+                <w:szCs w:val="18"/>
+                <w:lang w:val="fr-FR"/>
+              </w:rPr>
+              <w:t xml:space="preserve"> Sys(</w:t>
+            </w:r>
+            <w:proofErr w:type="spellStart"/>
+            <w:proofErr w:type="gramStart"/>
+            <w:r>
+              <w:rPr>
+                <w:rFonts w:asciiTheme="majorBidi" w:hAnsiTheme="majorBidi" w:cstheme="majorBidi"/>
+                <w:sz w:val="18"/>
+                <w:szCs w:val="18"/>
+                <w:lang w:val="fr-FR"/>
+              </w:rPr>
+              <w:t>t,M</w:t>
+            </w:r>
+            <w:proofErr w:type="gramEnd"/>
+            <w:r>
+              <w:rPr>
+                <w:rFonts w:asciiTheme="majorBidi" w:hAnsiTheme="majorBidi" w:cstheme="majorBidi"/>
+                <w:sz w:val="18"/>
+                <w:szCs w:val="18"/>
+                <w:lang w:val="fr-FR"/>
+              </w:rPr>
+              <w:t>,m</w:t>
+            </w:r>
+            <w:proofErr w:type="spellEnd"/>
+            <w:r>
+              <w:rPr>
+                <w:rFonts w:asciiTheme="majorBidi" w:hAnsiTheme="majorBidi" w:cstheme="majorBidi"/>
+                <w:sz w:val="18"/>
+                <w:szCs w:val="18"/>
+                <w:lang w:val="fr-FR"/>
+              </w:rPr>
+              <w:t xml:space="preserve">) </w:t>
+            </w:r>
+            <w:r>
+              <w:rPr>
+                <w:rFonts w:ascii="Cambria Math" w:hAnsi="Cambria Math" w:cs="Cambria Math"/>
+                <w:sz w:val="18"/>
+                <w:szCs w:val="18"/>
+                <w:lang w:val="fr-FR"/>
+              </w:rPr>
+              <w:t>⊆</w:t>
+            </w:r>
+            <w:r>
+              <w:rPr>
+                <w:rFonts w:asciiTheme="majorBidi" w:hAnsiTheme="majorBidi" w:cstheme="majorBidi"/>
+                <w:sz w:val="18"/>
+                <w:szCs w:val="18"/>
+                <w:lang w:val="fr-FR"/>
+              </w:rPr>
+              <w:t xml:space="preserve"> Sys(</w:t>
+            </w:r>
+            <w:proofErr w:type="spellStart"/>
+            <w:proofErr w:type="gramStart"/>
+            <w:r>
+              <w:rPr>
+                <w:rFonts w:asciiTheme="majorBidi" w:hAnsiTheme="majorBidi" w:cstheme="majorBidi"/>
+                <w:sz w:val="18"/>
+                <w:szCs w:val="18"/>
+                <w:lang w:val="fr-FR"/>
+              </w:rPr>
+              <w:t>t,L</w:t>
+            </w:r>
+            <w:proofErr w:type="gramEnd"/>
+            <w:r>
+              <w:rPr>
+                <w:rFonts w:asciiTheme="majorBidi" w:hAnsiTheme="majorBidi" w:cstheme="majorBidi"/>
+                <w:sz w:val="18"/>
+                <w:szCs w:val="18"/>
+                <w:lang w:val="fr-FR"/>
+              </w:rPr>
+              <w:t>,m</w:t>
+            </w:r>
+            <w:proofErr w:type="spellEnd"/>
+            <w:r>
+              <w:rPr>
+                <w:rFonts w:asciiTheme="majorBidi" w:hAnsiTheme="majorBidi" w:cstheme="majorBidi"/>
+                <w:sz w:val="18"/>
+                <w:szCs w:val="18"/>
+                <w:lang w:val="fr-FR"/>
+              </w:rPr>
+              <w:t>)</w:t>
+            </w:r>
+            <w:proofErr w:type="gramStart"/>
+            <w:r>
+              <w:rPr>
+                <w:rFonts w:asciiTheme="majorBidi" w:hAnsiTheme="majorBidi" w:cstheme="majorBidi"/>
+                <w:sz w:val="18"/>
+                <w:szCs w:val="18"/>
+                <w:lang w:val="fr-FR"/>
+              </w:rPr>
+              <w:t>) ]</w:t>
+            </w:r>
+            <w:proofErr w:type="gramEnd"/>
+            <w:r>
+              <w:rPr>
+                <w:rFonts w:asciiTheme="majorBidi" w:hAnsiTheme="majorBidi" w:cstheme="majorBidi"/>
+                <w:sz w:val="18"/>
+                <w:szCs w:val="18"/>
+                <w:lang w:val="fr-FR"/>
+              </w:rPr>
+              <w:t xml:space="preserve"> + </w:t>
+            </w:r>
+            <w:r>
+              <w:rPr>
+                <w:rFonts w:asciiTheme="majorBidi" w:hAnsiTheme="majorBidi" w:cstheme="majorBidi"/>
+                <w:sz w:val="18"/>
+                <w:szCs w:val="18"/>
+              </w:rPr>
+              <w:t>Σ</w:t>
+            </w:r>
+            <w:r>
+              <w:rPr>
+                <w:rFonts w:asciiTheme="majorBidi" w:hAnsiTheme="majorBidi" w:cstheme="majorBidi"/>
+                <w:sz w:val="18"/>
+                <w:szCs w:val="18"/>
+                <w:lang w:val="fr-FR"/>
+              </w:rPr>
+              <w:t xml:space="preserve"> over </w:t>
+            </w:r>
+            <w:proofErr w:type="spellStart"/>
+            <w:proofErr w:type="gramStart"/>
+            <w:r>
+              <w:rPr>
+                <w:rFonts w:asciiTheme="majorBidi" w:hAnsiTheme="majorBidi" w:cstheme="majorBidi"/>
+                <w:sz w:val="18"/>
+                <w:szCs w:val="18"/>
+                <w:lang w:val="fr-FR"/>
+              </w:rPr>
+              <w:t>t,z</w:t>
+            </w:r>
+            <w:proofErr w:type="spellEnd"/>
+            <w:proofErr w:type="gramEnd"/>
+            <w:r>
+              <w:rPr>
+                <w:rFonts w:asciiTheme="majorBidi" w:hAnsiTheme="majorBidi" w:cstheme="majorBidi"/>
+                <w:sz w:val="18"/>
+                <w:szCs w:val="18"/>
+                <w:lang w:val="fr-FR"/>
+              </w:rPr>
+              <w:t xml:space="preserve"> [ ¬(Sys(</w:t>
+            </w:r>
+            <w:proofErr w:type="spellStart"/>
+            <w:proofErr w:type="gramStart"/>
+            <w:r>
+              <w:rPr>
+                <w:rFonts w:asciiTheme="majorBidi" w:hAnsiTheme="majorBidi" w:cstheme="majorBidi"/>
+                <w:sz w:val="18"/>
+                <w:szCs w:val="18"/>
+                <w:lang w:val="fr-FR"/>
+              </w:rPr>
+              <w:t>t,z</w:t>
+            </w:r>
+            <w:proofErr w:type="gramEnd"/>
+            <w:r>
+              <w:rPr>
+                <w:rFonts w:asciiTheme="majorBidi" w:hAnsiTheme="majorBidi" w:cstheme="majorBidi"/>
+                <w:sz w:val="18"/>
+                <w:szCs w:val="18"/>
+                <w:lang w:val="fr-FR"/>
+              </w:rPr>
+              <w:t>,B</w:t>
+            </w:r>
+            <w:proofErr w:type="spellEnd"/>
+            <w:r>
+              <w:rPr>
+                <w:rFonts w:asciiTheme="majorBidi" w:hAnsiTheme="majorBidi" w:cstheme="majorBidi"/>
+                <w:sz w:val="18"/>
+                <w:szCs w:val="18"/>
+                <w:lang w:val="fr-FR"/>
+              </w:rPr>
+              <w:t xml:space="preserve">) </w:t>
+            </w:r>
+            <w:r>
+              <w:rPr>
+                <w:rFonts w:ascii="Cambria Math" w:hAnsi="Cambria Math" w:cs="Cambria Math"/>
+                <w:sz w:val="18"/>
+                <w:szCs w:val="18"/>
+                <w:lang w:val="fr-FR"/>
+              </w:rPr>
+              <w:t>⊆</w:t>
+            </w:r>
+            <w:r>
+              <w:rPr>
+                <w:rFonts w:asciiTheme="majorBidi" w:hAnsiTheme="majorBidi" w:cstheme="majorBidi"/>
+                <w:sz w:val="18"/>
+                <w:szCs w:val="18"/>
+                <w:lang w:val="fr-FR"/>
+              </w:rPr>
+              <w:t xml:space="preserve"> Sys(</w:t>
+            </w:r>
+            <w:proofErr w:type="spellStart"/>
+            <w:proofErr w:type="gramStart"/>
+            <w:r>
+              <w:rPr>
+                <w:rFonts w:asciiTheme="majorBidi" w:hAnsiTheme="majorBidi" w:cstheme="majorBidi"/>
+                <w:sz w:val="18"/>
+                <w:szCs w:val="18"/>
+                <w:lang w:val="fr-FR"/>
+              </w:rPr>
+              <w:t>t,z</w:t>
+            </w:r>
+            <w:proofErr w:type="gramEnd"/>
+            <w:r>
+              <w:rPr>
+                <w:rFonts w:asciiTheme="majorBidi" w:hAnsiTheme="majorBidi" w:cstheme="majorBidi"/>
+                <w:sz w:val="18"/>
+                <w:szCs w:val="18"/>
+                <w:lang w:val="fr-FR"/>
+              </w:rPr>
+              <w:t>,D</w:t>
+            </w:r>
+            <w:proofErr w:type="spellEnd"/>
+            <w:r>
+              <w:rPr>
+                <w:rFonts w:asciiTheme="majorBidi" w:hAnsiTheme="majorBidi" w:cstheme="majorBidi"/>
+                <w:sz w:val="18"/>
+                <w:szCs w:val="18"/>
+                <w:lang w:val="fr-FR"/>
+              </w:rPr>
+              <w:t xml:space="preserve">) </w:t>
+            </w:r>
+            <w:r>
+              <w:rPr>
+                <w:rFonts w:ascii="Cambria Math" w:hAnsi="Cambria Math" w:cs="Cambria Math"/>
+                <w:sz w:val="18"/>
+                <w:szCs w:val="18"/>
+                <w:lang w:val="fr-FR"/>
+              </w:rPr>
+              <w:t>⊆</w:t>
+            </w:r>
+            <w:r>
+              <w:rPr>
+                <w:rFonts w:asciiTheme="majorBidi" w:hAnsiTheme="majorBidi" w:cstheme="majorBidi"/>
+                <w:sz w:val="18"/>
+                <w:szCs w:val="18"/>
+                <w:lang w:val="fr-FR"/>
+              </w:rPr>
+              <w:t xml:space="preserve"> Sys(</w:t>
+            </w:r>
+            <w:proofErr w:type="spellStart"/>
+            <w:proofErr w:type="gramStart"/>
+            <w:r>
+              <w:rPr>
+                <w:rFonts w:asciiTheme="majorBidi" w:hAnsiTheme="majorBidi" w:cstheme="majorBidi"/>
+                <w:sz w:val="18"/>
+                <w:szCs w:val="18"/>
+                <w:lang w:val="fr-FR"/>
+              </w:rPr>
+              <w:t>t,z</w:t>
+            </w:r>
+            <w:proofErr w:type="gramEnd"/>
+            <w:r>
+              <w:rPr>
+                <w:rFonts w:asciiTheme="majorBidi" w:hAnsiTheme="majorBidi" w:cstheme="majorBidi"/>
+                <w:sz w:val="18"/>
+                <w:szCs w:val="18"/>
+                <w:lang w:val="fr-FR"/>
+              </w:rPr>
+              <w:t>,A</w:t>
+            </w:r>
+            <w:proofErr w:type="spellEnd"/>
+            <w:r>
+              <w:rPr>
+                <w:rFonts w:asciiTheme="majorBidi" w:hAnsiTheme="majorBidi" w:cstheme="majorBidi"/>
+                <w:sz w:val="18"/>
+                <w:szCs w:val="18"/>
+                <w:lang w:val="fr-FR"/>
+              </w:rPr>
+              <w:t>)</w:t>
+            </w:r>
+            <w:proofErr w:type="gramStart"/>
+            <w:r>
+              <w:rPr>
+                <w:rFonts w:asciiTheme="majorBidi" w:hAnsiTheme="majorBidi" w:cstheme="majorBidi"/>
+                <w:sz w:val="18"/>
+                <w:szCs w:val="18"/>
+                <w:lang w:val="fr-FR"/>
+              </w:rPr>
+              <w:t>) ]</w:t>
+            </w:r>
+            <w:proofErr w:type="gramEnd"/>
+          </w:p>
+        </w:tc>
+      </w:tr>
+      <w:tr>
+        <w:trPr>
+          <w:jc w:val="center"/>
+        </w:trPr>
+        <w:tc>
+          <w:tcPr>
+            <w:tcW w:w="2805" w:type="dxa"/>
+            <w:tcBorders>
+              <w:bottom w:val="single" w:sz="18" w:space="0" w:color="000000"/>
+            </w:tcBorders>
+            <w:tcMar>
+              <w:top w:w="0" w:type="dxa"/>
+              <w:left w:w="108" w:type="dxa"/>
+              <w:bottom w:w="0" w:type="dxa"/>
+              <w:right w:w="108" w:type="dxa"/>
+            </w:tcMar>
+          </w:tcPr>
+          <w:p>
+            <w:pPr>
+              <w:pStyle w:val="Standard"/>
+              <w:ind w:firstLine="0"/>
+              <w:jc w:val="center"/>
+              <w:rPr>
+                <w:rFonts w:asciiTheme="majorBidi" w:hAnsiTheme="majorBidi" w:cstheme="majorBidi"/>
+                <w:sz w:val="18"/>
+                <w:szCs w:val="18"/>
+              </w:rPr>
+            </w:pPr>
+            <w:r>
+              <w:rPr>
+                <w:rFonts w:asciiTheme="majorBidi" w:hAnsiTheme="majorBidi" w:cstheme="majorBidi"/>
+                <w:sz w:val="18"/>
+                <w:szCs w:val="18"/>
+              </w:rPr>
+              <w:t xml:space="preserve">Edge cases (identical </w:t>
+            </w:r>
+            <w:proofErr w:type="spellStart"/>
+            <w:r>
+              <w:rPr>
+                <w:rFonts w:asciiTheme="majorBidi" w:hAnsiTheme="majorBidi" w:cstheme="majorBidi"/>
+                <w:sz w:val="18"/>
+                <w:szCs w:val="18"/>
+              </w:rPr>
+              <w:t>organisations</w:t>
+            </w:r>
+            <w:proofErr w:type="spellEnd"/>
+            <w:r>
+              <w:rPr>
+                <w:rFonts w:asciiTheme="majorBidi" w:hAnsiTheme="majorBidi" w:cstheme="majorBidi"/>
+                <w:sz w:val="18"/>
+                <w:szCs w:val="18"/>
+              </w:rPr>
+              <w:t>)</w:t>
+            </w:r>
+          </w:p>
+        </w:tc>
+        <w:tc>
+          <w:tcPr>
+            <w:tcW w:w="6015" w:type="dxa"/>
+            <w:tcBorders>
+              <w:bottom w:val="single" w:sz="18" w:space="0" w:color="000000"/>
+            </w:tcBorders>
+            <w:tcMar>
+              <w:top w:w="0" w:type="dxa"/>
+              <w:left w:w="108" w:type="dxa"/>
+              <w:bottom w:w="0" w:type="dxa"/>
+              <w:right w:w="108" w:type="dxa"/>
+            </w:tcMar>
+          </w:tcPr>
+          <w:p>
+            <w:pPr>
+              <w:pStyle w:val="Standard"/>
+              <w:ind w:firstLine="0"/>
+              <w:jc w:val="center"/>
+              <w:rPr>
+                <w:rFonts w:asciiTheme="majorBidi" w:hAnsiTheme="majorBidi" w:cstheme="majorBidi"/>
+                <w:sz w:val="18"/>
+                <w:szCs w:val="18"/>
+              </w:rPr>
+            </w:pPr>
+            <w:r>
+              <w:rPr>
+                <w:rFonts w:asciiTheme="majorBidi" w:hAnsiTheme="majorBidi" w:cstheme="majorBidi"/>
+                <w:sz w:val="18"/>
+                <w:szCs w:val="18"/>
+              </w:rPr>
+              <w:t xml:space="preserve">Σ over o </w:t>
+            </w:r>
+            <w:r>
+              <w:rPr>
+                <w:rFonts w:ascii="Cambria Math" w:hAnsi="Cambria Math" w:cs="Cambria Math"/>
+                <w:sz w:val="18"/>
+                <w:szCs w:val="18"/>
+              </w:rPr>
+              <w:t>∈</w:t>
+            </w:r>
+            <w:r>
+              <w:rPr>
+                <w:rFonts w:asciiTheme="majorBidi" w:hAnsiTheme="majorBidi" w:cstheme="majorBidi"/>
+                <w:sz w:val="18"/>
+                <w:szCs w:val="18"/>
+              </w:rPr>
+              <w:t xml:space="preserve"> </w:t>
+            </w:r>
+            <w:proofErr w:type="spellStart"/>
+            <w:r>
+              <w:rPr>
+                <w:rFonts w:asciiTheme="majorBidi" w:hAnsiTheme="majorBidi" w:cstheme="majorBidi"/>
+                <w:sz w:val="18"/>
+                <w:szCs w:val="18"/>
+              </w:rPr>
+              <w:t>Cfg</w:t>
+            </w:r>
+            <w:proofErr w:type="spellEnd"/>
+            <w:r>
+              <w:rPr>
+                <w:rFonts w:asciiTheme="majorBidi" w:hAnsiTheme="majorBidi" w:cstheme="majorBidi"/>
+                <w:sz w:val="18"/>
+                <w:szCs w:val="18"/>
+              </w:rPr>
+              <w:t xml:space="preserve"> [ Overlap(</w:t>
+            </w:r>
+            <w:proofErr w:type="spellStart"/>
+            <w:proofErr w:type="gramStart"/>
+            <w:r>
+              <w:rPr>
+                <w:rFonts w:asciiTheme="majorBidi" w:hAnsiTheme="majorBidi" w:cstheme="majorBidi"/>
+                <w:sz w:val="18"/>
+                <w:szCs w:val="18"/>
+              </w:rPr>
+              <w:t>o,o</w:t>
+            </w:r>
+            <w:proofErr w:type="spellEnd"/>
+            <w:proofErr w:type="gramEnd"/>
+            <w:r>
+              <w:rPr>
+                <w:rFonts w:asciiTheme="majorBidi" w:hAnsiTheme="majorBidi" w:cstheme="majorBidi"/>
+                <w:sz w:val="18"/>
+                <w:szCs w:val="18"/>
+              </w:rPr>
+              <w:t xml:space="preserve">) ≠ Sys(o) </w:t>
+            </w:r>
+            <w:r>
+              <w:rPr>
+                <w:rFonts w:ascii="Cambria Math" w:hAnsi="Cambria Math" w:cs="Cambria Math"/>
+                <w:sz w:val="18"/>
+                <w:szCs w:val="18"/>
+              </w:rPr>
+              <w:t>∨</w:t>
+            </w:r>
+            <w:r>
+              <w:rPr>
+                <w:rFonts w:asciiTheme="majorBidi" w:hAnsiTheme="majorBidi" w:cstheme="majorBidi"/>
+                <w:sz w:val="18"/>
+                <w:szCs w:val="18"/>
+              </w:rPr>
+              <w:t xml:space="preserve"> Gap(</w:t>
+            </w:r>
+            <w:proofErr w:type="spellStart"/>
+            <w:r>
+              <w:rPr>
+                <w:rFonts w:asciiTheme="majorBidi" w:hAnsiTheme="majorBidi" w:cstheme="majorBidi"/>
+                <w:sz w:val="18"/>
+                <w:szCs w:val="18"/>
+              </w:rPr>
+              <w:t>o←o</w:t>
+            </w:r>
+            <w:proofErr w:type="spellEnd"/>
+            <w:r>
+              <w:rPr>
+                <w:rFonts w:asciiTheme="majorBidi" w:hAnsiTheme="majorBidi" w:cstheme="majorBidi"/>
+                <w:sz w:val="18"/>
+                <w:szCs w:val="18"/>
+              </w:rPr>
+              <w:t xml:space="preserve">) ≠ </w:t>
+            </w:r>
+            <w:r>
+              <w:rPr>
+                <w:rFonts w:ascii="Cambria Math" w:hAnsi="Cambria Math" w:cs="Cambria Math"/>
+                <w:sz w:val="18"/>
+                <w:szCs w:val="18"/>
+              </w:rPr>
+              <w:t>∅</w:t>
+            </w:r>
+            <w:r>
+              <w:rPr>
+                <w:rFonts w:asciiTheme="majorBidi" w:hAnsiTheme="majorBidi" w:cstheme="majorBidi"/>
+                <w:sz w:val="18"/>
+                <w:szCs w:val="18"/>
+              </w:rPr>
+              <w:t xml:space="preserve"> </w:t>
+            </w:r>
+            <w:r>
+              <w:rPr>
+                <w:rFonts w:ascii="Cambria Math" w:hAnsi="Cambria Math" w:cs="Cambria Math"/>
+                <w:sz w:val="18"/>
+                <w:szCs w:val="18"/>
+              </w:rPr>
+              <w:t>∨</w:t>
+            </w:r>
+            <w:r>
+              <w:rPr>
+                <w:rFonts w:asciiTheme="majorBidi" w:hAnsiTheme="majorBidi" w:cstheme="majorBidi"/>
+                <w:sz w:val="18"/>
+                <w:szCs w:val="18"/>
+              </w:rPr>
+              <w:t xml:space="preserve"> Link(</w:t>
+            </w:r>
+            <w:proofErr w:type="spellStart"/>
+            <w:proofErr w:type="gramStart"/>
+            <w:r>
+              <w:rPr>
+                <w:rFonts w:asciiTheme="majorBidi" w:hAnsiTheme="majorBidi" w:cstheme="majorBidi"/>
+                <w:sz w:val="18"/>
+                <w:szCs w:val="18"/>
+              </w:rPr>
+              <w:t>o,o</w:t>
+            </w:r>
+            <w:proofErr w:type="spellEnd"/>
+            <w:proofErr w:type="gramEnd"/>
+            <w:r>
+              <w:rPr>
+                <w:rFonts w:asciiTheme="majorBidi" w:hAnsiTheme="majorBidi" w:cstheme="majorBidi"/>
+                <w:sz w:val="18"/>
+                <w:szCs w:val="18"/>
+              </w:rPr>
+              <w:t xml:space="preserve">) ≠ </w:t>
+            </w:r>
+            <w:r>
+              <w:rPr>
+                <w:rFonts w:ascii="Cambria Math" w:hAnsi="Cambria Math" w:cs="Cambria Math"/>
+                <w:sz w:val="18"/>
+                <w:szCs w:val="18"/>
+              </w:rPr>
+              <w:t>∅</w:t>
+            </w:r>
+            <w:r>
+              <w:rPr>
+                <w:rFonts w:asciiTheme="majorBidi" w:hAnsiTheme="majorBidi" w:cstheme="majorBidi"/>
+                <w:sz w:val="18"/>
+                <w:szCs w:val="18"/>
+              </w:rPr>
+              <w:t>]</w:t>
+            </w:r>
+          </w:p>
+        </w:tc>
+      </w:tr>
+    </w:tbl>
     <w:p>
       <w:pPr>
         <w:pStyle w:val="AppendixWW"/>
@@ -6340,7 +8504,13 @@
         <w:rPr>
           <w:b/>
         </w:rPr>
-        <w:t>Table 9</w:t>
+        <w:t xml:space="preserve">Table </w:t>
+      </w:r>
+      <w:r>
+        <w:rPr>
+          <w:b/>
+        </w:rPr>
+        <w:t>10</w:t>
       </w:r>
       <w:r>
         <w:rPr>
@@ -7622,7 +9792,6 @@
                 <w:sz w:val="18"/>
                 <w:szCs w:val="18"/>
               </w:rPr>
-              <w:lastRenderedPageBreak/>
               <w:t>9</w:t>
             </w:r>
           </w:p>
@@ -8143,6 +10312,7 @@
         <w:rPr>
           <w:rFonts w:asciiTheme="majorBidi" w:hAnsiTheme="majorBidi" w:cstheme="majorBidi"/>
         </w:rPr>
+        <w:lastRenderedPageBreak/>
         <w:t xml:space="preserve">Appendix – Demonstration on </w:t>
       </w:r>
       <w:r>
@@ -8177,14 +10347,20 @@
           <w:rFonts w:asciiTheme="majorBidi" w:hAnsiTheme="majorBidi" w:cstheme="majorBidi"/>
         </w:rPr>
       </w:pPr>
-      <w:bookmarkStart w:id="0" w:name="_Ref37069322_Copy_1_Copy_1_Copy_1_Copy_1"/>
+      <w:bookmarkStart w:id="1" w:name="_Ref37069322_Copy_1_Copy_1_Copy_1_Copy_1"/>
       <w:r>
         <w:rPr>
           <w:b/>
         </w:rPr>
-        <w:t>Table 10</w:t>
+        <w:t>Table 1</w:t>
       </w:r>
-      <w:bookmarkEnd w:id="0"/>
+      <w:bookmarkEnd w:id="1"/>
+      <w:r>
+        <w:rPr>
+          <w:b/>
+        </w:rPr>
+        <w:t>1</w:t>
+      </w:r>
       <w:r>
         <w:rPr>
           <w:b/>
@@ -8195,7 +10371,31 @@
         <w:rPr>
           <w:rFonts w:asciiTheme="majorBidi" w:hAnsiTheme="majorBidi" w:cstheme="majorBidi"/>
         </w:rPr>
-        <w:t>Demonstration on real deals</w:t>
+        <w:t>D</w:t>
+      </w:r>
+      <w:r>
+        <w:rPr>
+          <w:rFonts w:asciiTheme="majorBidi" w:hAnsiTheme="majorBidi" w:cstheme="majorBidi"/>
+        </w:rPr>
+        <w:t>ocumentation</w:t>
+      </w:r>
+      <w:r>
+        <w:rPr>
+          <w:rFonts w:asciiTheme="majorBidi" w:hAnsiTheme="majorBidi" w:cstheme="majorBidi"/>
+        </w:rPr>
+        <w:t xml:space="preserve"> </w:t>
+      </w:r>
+      <w:r>
+        <w:rPr>
+          <w:rFonts w:asciiTheme="majorBidi" w:hAnsiTheme="majorBidi" w:cstheme="majorBidi"/>
+        </w:rPr>
+        <w:t>of</w:t>
+      </w:r>
+      <w:r>
+        <w:rPr>
+          <w:rFonts w:asciiTheme="majorBidi" w:hAnsiTheme="majorBidi" w:cstheme="majorBidi"/>
+        </w:rPr>
+        <w:t xml:space="preserve"> real deals</w:t>
       </w:r>
     </w:p>
     <w:tbl>
@@ -9228,18 +11428,1148 @@
     </w:tbl>
     <w:p>
       <w:pPr>
-        <w:pStyle w:val="Standard"/>
-        <w:ind w:firstLine="0"/>
-      </w:pPr>
-    </w:p>
-    <w:p>
-      <w:pPr>
         <w:pStyle w:val="referenceitem"/>
         <w:numPr>
           <w:ilvl w:val="0"/>
           <w:numId w:val="0"/>
         </w:numPr>
-        <w:ind w:left="341"/>
+      </w:pPr>
+    </w:p>
+    <w:p>
+      <w:pPr>
+        <w:pStyle w:val="Tablenumber"/>
+        <w:spacing w:after="120" w:line="240" w:lineRule="atLeast"/>
+        <w:contextualSpacing w:val="0"/>
+        <w:jc w:val="center"/>
+        <w:rPr>
+          <w:rFonts w:asciiTheme="majorBidi" w:hAnsiTheme="majorBidi" w:cstheme="majorBidi"/>
+          <w:b w:val="0"/>
+          <w:bCs w:val="0"/>
+          <w:sz w:val="18"/>
+          <w:szCs w:val="18"/>
+        </w:rPr>
+      </w:pPr>
+      <w:r>
+        <w:rPr>
+          <w:rFonts w:asciiTheme="majorBidi" w:hAnsiTheme="majorBidi" w:cstheme="majorBidi"/>
+          <w:sz w:val="18"/>
+          <w:szCs w:val="18"/>
+        </w:rPr>
+        <w:t xml:space="preserve">Table </w:t>
+      </w:r>
+      <w:r>
+        <w:rPr>
+          <w:rFonts w:asciiTheme="majorBidi" w:hAnsiTheme="majorBidi" w:cstheme="majorBidi"/>
+          <w:sz w:val="18"/>
+          <w:szCs w:val="18"/>
+        </w:rPr>
+        <w:t>1</w:t>
+      </w:r>
+      <w:r>
+        <w:rPr>
+          <w:rFonts w:asciiTheme="majorBidi" w:hAnsiTheme="majorBidi" w:cstheme="majorBidi"/>
+          <w:sz w:val="18"/>
+          <w:szCs w:val="18"/>
+        </w:rPr>
+        <w:t>2</w:t>
+      </w:r>
+      <w:r>
+        <w:rPr>
+          <w:rFonts w:asciiTheme="majorBidi" w:hAnsiTheme="majorBidi" w:cstheme="majorBidi"/>
+          <w:sz w:val="18"/>
+          <w:szCs w:val="18"/>
+        </w:rPr>
+        <w:t xml:space="preserve">. </w:t>
+      </w:r>
+      <w:r>
+        <w:rPr>
+          <w:rFonts w:asciiTheme="majorBidi" w:hAnsiTheme="majorBidi" w:cstheme="majorBidi"/>
+          <w:b w:val="0"/>
+          <w:bCs w:val="0"/>
+          <w:sz w:val="18"/>
+          <w:szCs w:val="18"/>
+        </w:rPr>
+        <w:t>Demonstration on documented deals</w:t>
+      </w:r>
+    </w:p>
+    <w:tbl>
+      <w:tblPr>
+        <w:tblW w:w="8762" w:type="dxa"/>
+        <w:jc w:val="center"/>
+        <w:tblLayout w:type="fixed"/>
+        <w:tblCellMar>
+          <w:left w:w="10" w:type="dxa"/>
+          <w:right w:w="10" w:type="dxa"/>
+        </w:tblCellMar>
+        <w:tblLook w:val="0000" w:firstRow="0" w:lastRow="0" w:firstColumn="0" w:lastColumn="0" w:noHBand="0" w:noVBand="0"/>
+      </w:tblPr>
+      <w:tblGrid>
+        <w:gridCol w:w="2265"/>
+        <w:gridCol w:w="2160"/>
+        <w:gridCol w:w="2520"/>
+        <w:gridCol w:w="1817"/>
+      </w:tblGrid>
+      <w:tr>
+        <w:trPr>
+          <w:jc w:val="center"/>
+        </w:trPr>
+        <w:tc>
+          <w:tcPr>
+            <w:tcW w:w="2265" w:type="dxa"/>
+            <w:tcBorders>
+              <w:top w:val="single" w:sz="18" w:space="0" w:color="000000"/>
+              <w:bottom w:val="single" w:sz="12" w:space="0" w:color="000000"/>
+            </w:tcBorders>
+            <w:tcMar>
+              <w:top w:w="0" w:type="dxa"/>
+              <w:left w:w="108" w:type="dxa"/>
+              <w:bottom w:w="0" w:type="dxa"/>
+              <w:right w:w="108" w:type="dxa"/>
+            </w:tcMar>
+          </w:tcPr>
+          <w:p>
+            <w:pPr>
+              <w:pStyle w:val="Standard"/>
+              <w:ind w:firstLine="0"/>
+              <w:jc w:val="center"/>
+              <w:rPr>
+                <w:rFonts w:asciiTheme="majorBidi" w:hAnsiTheme="majorBidi" w:cstheme="majorBidi"/>
+                <w:sz w:val="18"/>
+                <w:szCs w:val="18"/>
+              </w:rPr>
+            </w:pPr>
+            <w:r>
+              <w:rPr>
+                <w:rFonts w:asciiTheme="majorBidi" w:hAnsiTheme="majorBidi" w:cstheme="majorBidi"/>
+                <w:sz w:val="18"/>
+                <w:szCs w:val="18"/>
+              </w:rPr>
+              <w:t>Deal (acquirer - target)</w:t>
+            </w:r>
+          </w:p>
+        </w:tc>
+        <w:tc>
+          <w:tcPr>
+            <w:tcW w:w="2160" w:type="dxa"/>
+            <w:tcBorders>
+              <w:top w:val="single" w:sz="18" w:space="0" w:color="000000"/>
+              <w:bottom w:val="single" w:sz="12" w:space="0" w:color="000000"/>
+            </w:tcBorders>
+            <w:tcMar>
+              <w:top w:w="0" w:type="dxa"/>
+              <w:left w:w="108" w:type="dxa"/>
+              <w:bottom w:w="0" w:type="dxa"/>
+              <w:right w:w="108" w:type="dxa"/>
+            </w:tcMar>
+          </w:tcPr>
+          <w:p>
+            <w:pPr>
+              <w:pStyle w:val="Standard"/>
+              <w:ind w:firstLine="0"/>
+              <w:jc w:val="center"/>
+              <w:rPr>
+                <w:rFonts w:asciiTheme="majorBidi" w:hAnsiTheme="majorBidi" w:cstheme="majorBidi"/>
+                <w:sz w:val="18"/>
+                <w:szCs w:val="18"/>
+              </w:rPr>
+            </w:pPr>
+            <w:r>
+              <w:rPr>
+                <w:rFonts w:asciiTheme="majorBidi" w:hAnsiTheme="majorBidi" w:cstheme="majorBidi"/>
+                <w:sz w:val="18"/>
+                <w:szCs w:val="18"/>
+              </w:rPr>
+              <w:t>Merger type</w:t>
+            </w:r>
+          </w:p>
+        </w:tc>
+        <w:tc>
+          <w:tcPr>
+            <w:tcW w:w="2520" w:type="dxa"/>
+            <w:tcBorders>
+              <w:top w:val="single" w:sz="18" w:space="0" w:color="000000"/>
+              <w:bottom w:val="single" w:sz="12" w:space="0" w:color="000000"/>
+            </w:tcBorders>
+            <w:tcMar>
+              <w:top w:w="0" w:type="dxa"/>
+              <w:left w:w="108" w:type="dxa"/>
+              <w:bottom w:w="0" w:type="dxa"/>
+              <w:right w:w="108" w:type="dxa"/>
+            </w:tcMar>
+          </w:tcPr>
+          <w:p>
+            <w:pPr>
+              <w:pStyle w:val="Standard"/>
+              <w:ind w:firstLine="0"/>
+              <w:jc w:val="center"/>
+              <w:rPr>
+                <w:rFonts w:asciiTheme="majorBidi" w:hAnsiTheme="majorBidi" w:cstheme="majorBidi"/>
+                <w:sz w:val="18"/>
+                <w:szCs w:val="18"/>
+              </w:rPr>
+            </w:pPr>
+            <w:r>
+              <w:rPr>
+                <w:rFonts w:asciiTheme="majorBidi" w:hAnsiTheme="majorBidi" w:cstheme="majorBidi"/>
+                <w:sz w:val="18"/>
+                <w:szCs w:val="18"/>
+              </w:rPr>
+              <w:t>Dominant detected pattern</w:t>
+            </w:r>
+          </w:p>
+        </w:tc>
+        <w:tc>
+          <w:tcPr>
+            <w:tcW w:w="1817" w:type="dxa"/>
+            <w:tcBorders>
+              <w:top w:val="single" w:sz="18" w:space="0" w:color="000000"/>
+              <w:bottom w:val="single" w:sz="12" w:space="0" w:color="000000"/>
+            </w:tcBorders>
+            <w:tcMar>
+              <w:top w:w="0" w:type="dxa"/>
+              <w:left w:w="108" w:type="dxa"/>
+              <w:bottom w:w="0" w:type="dxa"/>
+              <w:right w:w="108" w:type="dxa"/>
+            </w:tcMar>
+          </w:tcPr>
+          <w:p>
+            <w:pPr>
+              <w:pStyle w:val="Standard"/>
+              <w:ind w:firstLine="0"/>
+              <w:jc w:val="center"/>
+              <w:rPr>
+                <w:rFonts w:asciiTheme="majorBidi" w:hAnsiTheme="majorBidi" w:cstheme="majorBidi"/>
+                <w:sz w:val="18"/>
+                <w:szCs w:val="18"/>
+              </w:rPr>
+            </w:pPr>
+            <w:r>
+              <w:rPr>
+                <w:rFonts w:asciiTheme="majorBidi" w:hAnsiTheme="majorBidi" w:cstheme="majorBidi"/>
+                <w:sz w:val="18"/>
+                <w:szCs w:val="18"/>
+              </w:rPr>
+              <w:t>Master-data</w:t>
+            </w:r>
+          </w:p>
+        </w:tc>
+      </w:tr>
+      <w:tr>
+        <w:trPr>
+          <w:jc w:val="center"/>
+        </w:trPr>
+        <w:tc>
+          <w:tcPr>
+            <w:tcW w:w="2265" w:type="dxa"/>
+            <w:tcBorders>
+              <w:top w:val="single" w:sz="12" w:space="0" w:color="000000"/>
+            </w:tcBorders>
+            <w:tcMar>
+              <w:top w:w="0" w:type="dxa"/>
+              <w:left w:w="108" w:type="dxa"/>
+              <w:bottom w:w="0" w:type="dxa"/>
+              <w:right w:w="108" w:type="dxa"/>
+            </w:tcMar>
+          </w:tcPr>
+          <w:p>
+            <w:pPr>
+              <w:pStyle w:val="Standard"/>
+              <w:ind w:firstLine="0"/>
+              <w:jc w:val="center"/>
+              <w:rPr>
+                <w:rFonts w:asciiTheme="majorBidi" w:hAnsiTheme="majorBidi" w:cstheme="majorBidi"/>
+                <w:sz w:val="18"/>
+                <w:szCs w:val="18"/>
+              </w:rPr>
+            </w:pPr>
+            <w:proofErr w:type="spellStart"/>
+            <w:r>
+              <w:rPr>
+                <w:rFonts w:asciiTheme="majorBidi" w:hAnsiTheme="majorBidi" w:cstheme="majorBidi"/>
+                <w:sz w:val="18"/>
+                <w:szCs w:val="18"/>
+              </w:rPr>
+              <w:t>Affidea</w:t>
+            </w:r>
+            <w:proofErr w:type="spellEnd"/>
+            <w:r>
+              <w:rPr>
+                <w:rFonts w:asciiTheme="majorBidi" w:hAnsiTheme="majorBidi" w:cstheme="majorBidi"/>
+                <w:sz w:val="18"/>
+                <w:szCs w:val="18"/>
+              </w:rPr>
+              <w:t xml:space="preserve"> ← SYNLAB (LT)</w:t>
+            </w:r>
+          </w:p>
+        </w:tc>
+        <w:tc>
+          <w:tcPr>
+            <w:tcW w:w="2160" w:type="dxa"/>
+            <w:tcBorders>
+              <w:top w:val="single" w:sz="12" w:space="0" w:color="000000"/>
+            </w:tcBorders>
+            <w:tcMar>
+              <w:top w:w="0" w:type="dxa"/>
+              <w:left w:w="108" w:type="dxa"/>
+              <w:bottom w:w="0" w:type="dxa"/>
+              <w:right w:w="108" w:type="dxa"/>
+            </w:tcMar>
+          </w:tcPr>
+          <w:p>
+            <w:pPr>
+              <w:pStyle w:val="Standard"/>
+              <w:ind w:firstLine="0"/>
+              <w:jc w:val="center"/>
+              <w:rPr>
+                <w:rFonts w:asciiTheme="majorBidi" w:hAnsiTheme="majorBidi" w:cstheme="majorBidi"/>
+                <w:sz w:val="18"/>
+                <w:szCs w:val="18"/>
+              </w:rPr>
+            </w:pPr>
+            <w:r>
+              <w:rPr>
+                <w:rFonts w:asciiTheme="majorBidi" w:hAnsiTheme="majorBidi" w:cstheme="majorBidi"/>
+                <w:sz w:val="18"/>
+                <w:szCs w:val="18"/>
+              </w:rPr>
+              <w:t>Vertical</w:t>
+            </w:r>
+          </w:p>
+        </w:tc>
+        <w:tc>
+          <w:tcPr>
+            <w:tcW w:w="2520" w:type="dxa"/>
+            <w:tcBorders>
+              <w:top w:val="single" w:sz="12" w:space="0" w:color="000000"/>
+            </w:tcBorders>
+            <w:tcMar>
+              <w:top w:w="0" w:type="dxa"/>
+              <w:left w:w="108" w:type="dxa"/>
+              <w:bottom w:w="0" w:type="dxa"/>
+              <w:right w:w="108" w:type="dxa"/>
+            </w:tcMar>
+          </w:tcPr>
+          <w:p>
+            <w:pPr>
+              <w:pStyle w:val="Standard"/>
+              <w:ind w:firstLine="0"/>
+              <w:jc w:val="center"/>
+              <w:rPr>
+                <w:rFonts w:asciiTheme="majorBidi" w:hAnsiTheme="majorBidi" w:cstheme="majorBidi"/>
+                <w:sz w:val="18"/>
+                <w:szCs w:val="18"/>
+              </w:rPr>
+            </w:pPr>
+            <w:r>
+              <w:rPr>
+                <w:rFonts w:asciiTheme="majorBidi" w:hAnsiTheme="majorBidi" w:cstheme="majorBidi"/>
+                <w:sz w:val="18"/>
+                <w:szCs w:val="18"/>
+              </w:rPr>
+              <w:t>4 clinical-data links (order,</w:t>
+            </w:r>
+          </w:p>
+          <w:p>
+            <w:pPr>
+              <w:pStyle w:val="Standard"/>
+              <w:ind w:firstLine="0"/>
+              <w:jc w:val="center"/>
+              <w:rPr>
+                <w:rFonts w:asciiTheme="majorBidi" w:hAnsiTheme="majorBidi" w:cstheme="majorBidi"/>
+                <w:sz w:val="18"/>
+                <w:szCs w:val="18"/>
+              </w:rPr>
+            </w:pPr>
+            <w:r>
+              <w:rPr>
+                <w:rFonts w:asciiTheme="majorBidi" w:hAnsiTheme="majorBidi" w:cstheme="majorBidi"/>
+                <w:sz w:val="18"/>
+                <w:szCs w:val="18"/>
+              </w:rPr>
+              <w:t xml:space="preserve">diagnosis, patient, consent), 7 </w:t>
+            </w:r>
+            <w:proofErr w:type="spellStart"/>
+            <w:r>
+              <w:rPr>
+                <w:rFonts w:asciiTheme="majorBidi" w:hAnsiTheme="majorBidi" w:cstheme="majorBidi"/>
+                <w:sz w:val="18"/>
+                <w:szCs w:val="18"/>
+              </w:rPr>
+              <w:t>backoffice</w:t>
+            </w:r>
+            <w:proofErr w:type="spellEnd"/>
+            <w:r>
+              <w:rPr>
+                <w:rFonts w:asciiTheme="majorBidi" w:hAnsiTheme="majorBidi" w:cstheme="majorBidi"/>
+                <w:sz w:val="18"/>
+                <w:szCs w:val="18"/>
+              </w:rPr>
+              <w:t xml:space="preserve"> overlaps</w:t>
+            </w:r>
+          </w:p>
+        </w:tc>
+        <w:tc>
+          <w:tcPr>
+            <w:tcW w:w="1817" w:type="dxa"/>
+            <w:tcBorders>
+              <w:top w:val="single" w:sz="12" w:space="0" w:color="000000"/>
+            </w:tcBorders>
+            <w:tcMar>
+              <w:top w:w="0" w:type="dxa"/>
+              <w:left w:w="108" w:type="dxa"/>
+              <w:bottom w:w="0" w:type="dxa"/>
+              <w:right w:w="108" w:type="dxa"/>
+            </w:tcMar>
+          </w:tcPr>
+          <w:p>
+            <w:pPr>
+              <w:pStyle w:val="Standard"/>
+              <w:ind w:firstLine="0"/>
+              <w:jc w:val="center"/>
+              <w:rPr>
+                <w:rFonts w:asciiTheme="majorBidi" w:hAnsiTheme="majorBidi" w:cstheme="majorBidi"/>
+                <w:sz w:val="18"/>
+                <w:szCs w:val="18"/>
+              </w:rPr>
+            </w:pPr>
+            <w:r>
+              <w:rPr>
+                <w:rFonts w:asciiTheme="majorBidi" w:hAnsiTheme="majorBidi" w:cstheme="majorBidi"/>
+                <w:sz w:val="18"/>
+                <w:szCs w:val="18"/>
+              </w:rPr>
+              <w:t>Cross-system on</w:t>
+            </w:r>
+          </w:p>
+          <w:p>
+            <w:pPr>
+              <w:pStyle w:val="Standard"/>
+              <w:ind w:firstLine="0"/>
+              <w:jc w:val="center"/>
+              <w:rPr>
+                <w:rFonts w:asciiTheme="majorBidi" w:hAnsiTheme="majorBidi" w:cstheme="majorBidi"/>
+                <w:sz w:val="18"/>
+                <w:szCs w:val="18"/>
+              </w:rPr>
+            </w:pPr>
+            <w:r>
+              <w:rPr>
+                <w:rFonts w:asciiTheme="majorBidi" w:hAnsiTheme="majorBidi" w:cstheme="majorBidi"/>
+                <w:sz w:val="18"/>
+                <w:szCs w:val="18"/>
+              </w:rPr>
+              <w:t>Result (LIS vs</w:t>
+            </w:r>
+          </w:p>
+          <w:p>
+            <w:pPr>
+              <w:pStyle w:val="Standard"/>
+              <w:ind w:firstLine="0"/>
+              <w:jc w:val="center"/>
+              <w:rPr>
+                <w:rFonts w:asciiTheme="majorBidi" w:hAnsiTheme="majorBidi" w:cstheme="majorBidi"/>
+                <w:sz w:val="18"/>
+                <w:szCs w:val="18"/>
+              </w:rPr>
+            </w:pPr>
+            <w:r>
+              <w:rPr>
+                <w:rFonts w:asciiTheme="majorBidi" w:hAnsiTheme="majorBidi" w:cstheme="majorBidi"/>
+                <w:sz w:val="18"/>
+                <w:szCs w:val="18"/>
+              </w:rPr>
+              <w:t>RIS/PACS)</w:t>
+            </w:r>
+          </w:p>
+        </w:tc>
+      </w:tr>
+      <w:tr>
+        <w:trPr>
+          <w:jc w:val="center"/>
+        </w:trPr>
+        <w:tc>
+          <w:tcPr>
+            <w:tcW w:w="2265" w:type="dxa"/>
+            <w:tcMar>
+              <w:top w:w="0" w:type="dxa"/>
+              <w:left w:w="108" w:type="dxa"/>
+              <w:bottom w:w="0" w:type="dxa"/>
+              <w:right w:w="108" w:type="dxa"/>
+            </w:tcMar>
+          </w:tcPr>
+          <w:p>
+            <w:pPr>
+              <w:pStyle w:val="Standard"/>
+              <w:ind w:firstLine="0"/>
+              <w:jc w:val="center"/>
+              <w:rPr>
+                <w:rFonts w:asciiTheme="majorBidi" w:hAnsiTheme="majorBidi" w:cstheme="majorBidi"/>
+                <w:sz w:val="18"/>
+                <w:szCs w:val="18"/>
+              </w:rPr>
+            </w:pPr>
+            <w:proofErr w:type="spellStart"/>
+            <w:r>
+              <w:rPr>
+                <w:rFonts w:asciiTheme="majorBidi" w:hAnsiTheme="majorBidi" w:cstheme="majorBidi"/>
+                <w:sz w:val="18"/>
+                <w:szCs w:val="18"/>
+              </w:rPr>
+              <w:t>Mehiläinen</w:t>
+            </w:r>
+            <w:proofErr w:type="spellEnd"/>
+            <w:r>
+              <w:rPr>
+                <w:rFonts w:asciiTheme="majorBidi" w:hAnsiTheme="majorBidi" w:cstheme="majorBidi"/>
+                <w:sz w:val="18"/>
+                <w:szCs w:val="18"/>
+              </w:rPr>
+              <w:t xml:space="preserve"> - Meliva (LT)</w:t>
+            </w:r>
+          </w:p>
+        </w:tc>
+        <w:tc>
+          <w:tcPr>
+            <w:tcW w:w="2160" w:type="dxa"/>
+            <w:tcMar>
+              <w:top w:w="0" w:type="dxa"/>
+              <w:left w:w="108" w:type="dxa"/>
+              <w:bottom w:w="0" w:type="dxa"/>
+              <w:right w:w="108" w:type="dxa"/>
+            </w:tcMar>
+          </w:tcPr>
+          <w:p>
+            <w:pPr>
+              <w:pStyle w:val="Standard"/>
+              <w:ind w:firstLine="0"/>
+              <w:jc w:val="center"/>
+              <w:rPr>
+                <w:rFonts w:asciiTheme="majorBidi" w:hAnsiTheme="majorBidi" w:cstheme="majorBidi"/>
+                <w:sz w:val="18"/>
+                <w:szCs w:val="18"/>
+              </w:rPr>
+            </w:pPr>
+            <w:r>
+              <w:rPr>
+                <w:rFonts w:asciiTheme="majorBidi" w:hAnsiTheme="majorBidi" w:cstheme="majorBidi"/>
+                <w:sz w:val="18"/>
+                <w:szCs w:val="18"/>
+              </w:rPr>
+              <w:t>Horizontal</w:t>
+            </w:r>
+          </w:p>
+        </w:tc>
+        <w:tc>
+          <w:tcPr>
+            <w:tcW w:w="2520" w:type="dxa"/>
+            <w:tcMar>
+              <w:top w:w="0" w:type="dxa"/>
+              <w:left w:w="108" w:type="dxa"/>
+              <w:bottom w:w="0" w:type="dxa"/>
+              <w:right w:w="108" w:type="dxa"/>
+            </w:tcMar>
+          </w:tcPr>
+          <w:p>
+            <w:pPr>
+              <w:pStyle w:val="Standard"/>
+              <w:ind w:firstLine="0"/>
+              <w:jc w:val="center"/>
+              <w:rPr>
+                <w:rFonts w:asciiTheme="majorBidi" w:hAnsiTheme="majorBidi" w:cstheme="majorBidi"/>
+                <w:sz w:val="18"/>
+                <w:szCs w:val="18"/>
+              </w:rPr>
+            </w:pPr>
+            <w:r>
+              <w:rPr>
+                <w:rFonts w:asciiTheme="majorBidi" w:hAnsiTheme="majorBidi" w:cstheme="majorBidi"/>
+                <w:sz w:val="18"/>
+                <w:szCs w:val="18"/>
+              </w:rPr>
+              <w:t>11 overlaps, no gaps or links</w:t>
+            </w:r>
+          </w:p>
+        </w:tc>
+        <w:tc>
+          <w:tcPr>
+            <w:tcW w:w="1817" w:type="dxa"/>
+            <w:tcMar>
+              <w:top w:w="0" w:type="dxa"/>
+              <w:left w:w="108" w:type="dxa"/>
+              <w:bottom w:w="0" w:type="dxa"/>
+              <w:right w:w="108" w:type="dxa"/>
+            </w:tcMar>
+          </w:tcPr>
+          <w:p>
+            <w:pPr>
+              <w:pStyle w:val="Standard"/>
+              <w:ind w:firstLine="0"/>
+              <w:jc w:val="center"/>
+              <w:rPr>
+                <w:rFonts w:asciiTheme="majorBidi" w:hAnsiTheme="majorBidi" w:cstheme="majorBidi"/>
+                <w:sz w:val="18"/>
+                <w:szCs w:val="18"/>
+              </w:rPr>
+            </w:pPr>
+            <w:proofErr w:type="gramStart"/>
+            <w:r>
+              <w:rPr>
+                <w:rFonts w:asciiTheme="majorBidi" w:hAnsiTheme="majorBidi" w:cstheme="majorBidi"/>
+                <w:sz w:val="18"/>
+                <w:szCs w:val="18"/>
+              </w:rPr>
+              <w:t>Same-system</w:t>
+            </w:r>
+            <w:proofErr w:type="gramEnd"/>
+          </w:p>
+        </w:tc>
+      </w:tr>
+      <w:tr>
+        <w:trPr>
+          <w:jc w:val="center"/>
+        </w:trPr>
+        <w:tc>
+          <w:tcPr>
+            <w:tcW w:w="2265" w:type="dxa"/>
+            <w:tcMar>
+              <w:top w:w="0" w:type="dxa"/>
+              <w:left w:w="108" w:type="dxa"/>
+              <w:bottom w:w="0" w:type="dxa"/>
+              <w:right w:w="108" w:type="dxa"/>
+            </w:tcMar>
+          </w:tcPr>
+          <w:p>
+            <w:pPr>
+              <w:pStyle w:val="Standard"/>
+              <w:ind w:firstLine="0"/>
+              <w:jc w:val="center"/>
+              <w:rPr>
+                <w:rFonts w:asciiTheme="majorBidi" w:hAnsiTheme="majorBidi" w:cstheme="majorBidi"/>
+                <w:sz w:val="18"/>
+                <w:szCs w:val="18"/>
+              </w:rPr>
+            </w:pPr>
+            <w:r>
+              <w:rPr>
+                <w:rFonts w:asciiTheme="majorBidi" w:hAnsiTheme="majorBidi" w:cstheme="majorBidi"/>
+                <w:sz w:val="18"/>
+                <w:szCs w:val="18"/>
+              </w:rPr>
+              <w:t xml:space="preserve">SYNLAB - </w:t>
+            </w:r>
+            <w:proofErr w:type="spellStart"/>
+            <w:r>
+              <w:rPr>
+                <w:rFonts w:asciiTheme="majorBidi" w:hAnsiTheme="majorBidi" w:cstheme="majorBidi"/>
+                <w:sz w:val="18"/>
+                <w:szCs w:val="18"/>
+              </w:rPr>
+              <w:t>Quattromed</w:t>
+            </w:r>
+            <w:proofErr w:type="spellEnd"/>
+            <w:r>
+              <w:rPr>
+                <w:rFonts w:asciiTheme="majorBidi" w:hAnsiTheme="majorBidi" w:cstheme="majorBidi"/>
+                <w:sz w:val="18"/>
+                <w:szCs w:val="18"/>
+              </w:rPr>
+              <w:t xml:space="preserve"> (EE)</w:t>
+            </w:r>
+          </w:p>
+        </w:tc>
+        <w:tc>
+          <w:tcPr>
+            <w:tcW w:w="2160" w:type="dxa"/>
+            <w:tcMar>
+              <w:top w:w="0" w:type="dxa"/>
+              <w:left w:w="108" w:type="dxa"/>
+              <w:bottom w:w="0" w:type="dxa"/>
+              <w:right w:w="108" w:type="dxa"/>
+            </w:tcMar>
+          </w:tcPr>
+          <w:p>
+            <w:pPr>
+              <w:pStyle w:val="Standard"/>
+              <w:ind w:firstLine="0"/>
+              <w:jc w:val="center"/>
+              <w:rPr>
+                <w:rFonts w:asciiTheme="majorBidi" w:hAnsiTheme="majorBidi" w:cstheme="majorBidi"/>
+                <w:sz w:val="18"/>
+                <w:szCs w:val="18"/>
+              </w:rPr>
+            </w:pPr>
+            <w:r>
+              <w:rPr>
+                <w:rFonts w:asciiTheme="majorBidi" w:hAnsiTheme="majorBidi" w:cstheme="majorBidi"/>
+                <w:sz w:val="18"/>
+                <w:szCs w:val="18"/>
+              </w:rPr>
+              <w:t>Horizontal</w:t>
+            </w:r>
+          </w:p>
+        </w:tc>
+        <w:tc>
+          <w:tcPr>
+            <w:tcW w:w="2520" w:type="dxa"/>
+            <w:tcMar>
+              <w:top w:w="0" w:type="dxa"/>
+              <w:left w:w="108" w:type="dxa"/>
+              <w:bottom w:w="0" w:type="dxa"/>
+              <w:right w:w="108" w:type="dxa"/>
+            </w:tcMar>
+          </w:tcPr>
+          <w:p>
+            <w:pPr>
+              <w:pStyle w:val="Standard"/>
+              <w:ind w:firstLine="0"/>
+              <w:jc w:val="center"/>
+              <w:rPr>
+                <w:rFonts w:asciiTheme="majorBidi" w:hAnsiTheme="majorBidi" w:cstheme="majorBidi"/>
+                <w:sz w:val="18"/>
+                <w:szCs w:val="18"/>
+              </w:rPr>
+            </w:pPr>
+            <w:r>
+              <w:rPr>
+                <w:rFonts w:asciiTheme="majorBidi" w:hAnsiTheme="majorBidi" w:cstheme="majorBidi"/>
+                <w:sz w:val="18"/>
+                <w:szCs w:val="18"/>
+              </w:rPr>
+              <w:t>8 overlaps, no gaps or links</w:t>
+            </w:r>
+          </w:p>
+        </w:tc>
+        <w:tc>
+          <w:tcPr>
+            <w:tcW w:w="1817" w:type="dxa"/>
+            <w:tcMar>
+              <w:top w:w="0" w:type="dxa"/>
+              <w:left w:w="108" w:type="dxa"/>
+              <w:bottom w:w="0" w:type="dxa"/>
+              <w:right w:w="108" w:type="dxa"/>
+            </w:tcMar>
+          </w:tcPr>
+          <w:p>
+            <w:pPr>
+              <w:pStyle w:val="Standard"/>
+              <w:ind w:firstLine="0"/>
+              <w:jc w:val="center"/>
+              <w:rPr>
+                <w:rFonts w:asciiTheme="majorBidi" w:hAnsiTheme="majorBidi" w:cstheme="majorBidi"/>
+                <w:sz w:val="18"/>
+                <w:szCs w:val="18"/>
+              </w:rPr>
+            </w:pPr>
+            <w:proofErr w:type="gramStart"/>
+            <w:r>
+              <w:rPr>
+                <w:rFonts w:asciiTheme="majorBidi" w:hAnsiTheme="majorBidi" w:cstheme="majorBidi"/>
+                <w:sz w:val="18"/>
+                <w:szCs w:val="18"/>
+              </w:rPr>
+              <w:t>Same-system</w:t>
+            </w:r>
+            <w:proofErr w:type="gramEnd"/>
+          </w:p>
+        </w:tc>
+      </w:tr>
+      <w:tr>
+        <w:trPr>
+          <w:jc w:val="center"/>
+        </w:trPr>
+        <w:tc>
+          <w:tcPr>
+            <w:tcW w:w="2265" w:type="dxa"/>
+            <w:tcMar>
+              <w:top w:w="0" w:type="dxa"/>
+              <w:left w:w="108" w:type="dxa"/>
+              <w:bottom w:w="0" w:type="dxa"/>
+              <w:right w:w="108" w:type="dxa"/>
+            </w:tcMar>
+          </w:tcPr>
+          <w:p>
+            <w:pPr>
+              <w:pStyle w:val="Standard"/>
+              <w:ind w:firstLine="0"/>
+              <w:jc w:val="center"/>
+              <w:rPr>
+                <w:rFonts w:asciiTheme="majorBidi" w:hAnsiTheme="majorBidi" w:cstheme="majorBidi"/>
+                <w:sz w:val="18"/>
+                <w:szCs w:val="18"/>
+              </w:rPr>
+            </w:pPr>
+            <w:proofErr w:type="spellStart"/>
+            <w:r>
+              <w:rPr>
+                <w:rFonts w:asciiTheme="majorBidi" w:hAnsiTheme="majorBidi" w:cstheme="majorBidi"/>
+                <w:sz w:val="18"/>
+                <w:szCs w:val="18"/>
+              </w:rPr>
+              <w:t>Mehiläinen</w:t>
+            </w:r>
+            <w:proofErr w:type="spellEnd"/>
+            <w:r>
+              <w:rPr>
+                <w:rFonts w:asciiTheme="majorBidi" w:hAnsiTheme="majorBidi" w:cstheme="majorBidi"/>
+                <w:sz w:val="18"/>
+                <w:szCs w:val="18"/>
+              </w:rPr>
+              <w:t xml:space="preserve"> - Unimed dental</w:t>
+            </w:r>
+          </w:p>
+          <w:p>
+            <w:pPr>
+              <w:pStyle w:val="Standard"/>
+              <w:ind w:firstLine="0"/>
+              <w:jc w:val="center"/>
+              <w:rPr>
+                <w:rFonts w:asciiTheme="majorBidi" w:hAnsiTheme="majorBidi" w:cstheme="majorBidi"/>
+                <w:sz w:val="18"/>
+                <w:szCs w:val="18"/>
+              </w:rPr>
+            </w:pPr>
+            <w:r>
+              <w:rPr>
+                <w:rFonts w:asciiTheme="majorBidi" w:hAnsiTheme="majorBidi" w:cstheme="majorBidi"/>
+                <w:sz w:val="18"/>
+                <w:szCs w:val="18"/>
+              </w:rPr>
+              <w:t>(EE)</w:t>
+            </w:r>
+          </w:p>
+        </w:tc>
+        <w:tc>
+          <w:tcPr>
+            <w:tcW w:w="2160" w:type="dxa"/>
+            <w:tcMar>
+              <w:top w:w="0" w:type="dxa"/>
+              <w:left w:w="108" w:type="dxa"/>
+              <w:bottom w:w="0" w:type="dxa"/>
+              <w:right w:w="108" w:type="dxa"/>
+            </w:tcMar>
+          </w:tcPr>
+          <w:p>
+            <w:pPr>
+              <w:pStyle w:val="Standard"/>
+              <w:ind w:firstLine="0"/>
+              <w:jc w:val="center"/>
+              <w:rPr>
+                <w:rFonts w:asciiTheme="majorBidi" w:hAnsiTheme="majorBidi" w:cstheme="majorBidi"/>
+                <w:sz w:val="18"/>
+                <w:szCs w:val="18"/>
+              </w:rPr>
+            </w:pPr>
+            <w:r>
+              <w:rPr>
+                <w:rFonts w:asciiTheme="majorBidi" w:hAnsiTheme="majorBidi" w:cstheme="majorBidi"/>
+                <w:sz w:val="18"/>
+                <w:szCs w:val="18"/>
+              </w:rPr>
+              <w:t>Horizontal (large -</w:t>
+            </w:r>
+          </w:p>
+          <w:p>
+            <w:pPr>
+              <w:pStyle w:val="Standard"/>
+              <w:ind w:firstLine="0"/>
+              <w:jc w:val="center"/>
+              <w:rPr>
+                <w:rFonts w:asciiTheme="majorBidi" w:hAnsiTheme="majorBidi" w:cstheme="majorBidi"/>
+                <w:sz w:val="18"/>
+                <w:szCs w:val="18"/>
+              </w:rPr>
+            </w:pPr>
+            <w:r>
+              <w:rPr>
+                <w:rFonts w:asciiTheme="majorBidi" w:hAnsiTheme="majorBidi" w:cstheme="majorBidi"/>
+                <w:sz w:val="18"/>
+                <w:szCs w:val="18"/>
+              </w:rPr>
+              <w:t>small)</w:t>
+            </w:r>
+          </w:p>
+        </w:tc>
+        <w:tc>
+          <w:tcPr>
+            <w:tcW w:w="2520" w:type="dxa"/>
+            <w:tcMar>
+              <w:top w:w="0" w:type="dxa"/>
+              <w:left w:w="108" w:type="dxa"/>
+              <w:bottom w:w="0" w:type="dxa"/>
+              <w:right w:w="108" w:type="dxa"/>
+            </w:tcMar>
+          </w:tcPr>
+          <w:p>
+            <w:pPr>
+              <w:pStyle w:val="Standard"/>
+              <w:ind w:firstLine="0"/>
+              <w:jc w:val="center"/>
+              <w:rPr>
+                <w:rFonts w:asciiTheme="majorBidi" w:hAnsiTheme="majorBidi" w:cstheme="majorBidi"/>
+                <w:sz w:val="18"/>
+                <w:szCs w:val="18"/>
+              </w:rPr>
+            </w:pPr>
+            <w:r>
+              <w:rPr>
+                <w:rFonts w:asciiTheme="majorBidi" w:hAnsiTheme="majorBidi" w:cstheme="majorBidi"/>
+                <w:sz w:val="18"/>
+                <w:szCs w:val="18"/>
+              </w:rPr>
+              <w:t>6 overlaps, 3 capability gaps, 1</w:t>
+            </w:r>
+          </w:p>
+          <w:p>
+            <w:pPr>
+              <w:pStyle w:val="Standard"/>
+              <w:ind w:firstLine="0"/>
+              <w:jc w:val="center"/>
+              <w:rPr>
+                <w:rFonts w:asciiTheme="majorBidi" w:hAnsiTheme="majorBidi" w:cstheme="majorBidi"/>
+                <w:sz w:val="18"/>
+                <w:szCs w:val="18"/>
+              </w:rPr>
+            </w:pPr>
+            <w:r>
+              <w:rPr>
+                <w:rFonts w:asciiTheme="majorBidi" w:hAnsiTheme="majorBidi" w:cstheme="majorBidi"/>
+                <w:sz w:val="18"/>
+                <w:szCs w:val="18"/>
+              </w:rPr>
+              <w:t>imaging-result link</w:t>
+            </w:r>
+          </w:p>
+        </w:tc>
+        <w:tc>
+          <w:tcPr>
+            <w:tcW w:w="1817" w:type="dxa"/>
+            <w:tcMar>
+              <w:top w:w="0" w:type="dxa"/>
+              <w:left w:w="108" w:type="dxa"/>
+              <w:bottom w:w="0" w:type="dxa"/>
+              <w:right w:w="108" w:type="dxa"/>
+            </w:tcMar>
+          </w:tcPr>
+          <w:p>
+            <w:pPr>
+              <w:pStyle w:val="Standard"/>
+              <w:ind w:firstLine="0"/>
+              <w:jc w:val="center"/>
+              <w:rPr>
+                <w:rFonts w:asciiTheme="majorBidi" w:hAnsiTheme="majorBidi" w:cstheme="majorBidi"/>
+                <w:sz w:val="18"/>
+                <w:szCs w:val="18"/>
+              </w:rPr>
+            </w:pPr>
+            <w:proofErr w:type="gramStart"/>
+            <w:r>
+              <w:rPr>
+                <w:rFonts w:asciiTheme="majorBidi" w:hAnsiTheme="majorBidi" w:cstheme="majorBidi"/>
+                <w:sz w:val="18"/>
+                <w:szCs w:val="18"/>
+              </w:rPr>
+              <w:t>Same-system</w:t>
+            </w:r>
+            <w:proofErr w:type="gramEnd"/>
+          </w:p>
+        </w:tc>
+      </w:tr>
+      <w:tr>
+        <w:trPr>
+          <w:jc w:val="center"/>
+        </w:trPr>
+        <w:tc>
+          <w:tcPr>
+            <w:tcW w:w="2265" w:type="dxa"/>
+            <w:tcBorders>
+              <w:bottom w:val="single" w:sz="18" w:space="0" w:color="000000"/>
+            </w:tcBorders>
+            <w:tcMar>
+              <w:top w:w="0" w:type="dxa"/>
+              <w:left w:w="108" w:type="dxa"/>
+              <w:bottom w:w="0" w:type="dxa"/>
+              <w:right w:w="108" w:type="dxa"/>
+            </w:tcMar>
+          </w:tcPr>
+          <w:p>
+            <w:pPr>
+              <w:pStyle w:val="Standard"/>
+              <w:ind w:firstLine="0"/>
+              <w:jc w:val="center"/>
+              <w:rPr>
+                <w:rFonts w:asciiTheme="majorBidi" w:hAnsiTheme="majorBidi" w:cstheme="majorBidi"/>
+                <w:sz w:val="18"/>
+                <w:szCs w:val="18"/>
+              </w:rPr>
+            </w:pPr>
+            <w:proofErr w:type="spellStart"/>
+            <w:r>
+              <w:rPr>
+                <w:rFonts w:asciiTheme="majorBidi" w:hAnsiTheme="majorBidi" w:cstheme="majorBidi"/>
+                <w:sz w:val="18"/>
+                <w:szCs w:val="18"/>
+              </w:rPr>
+              <w:t>Medicum</w:t>
+            </w:r>
+            <w:proofErr w:type="spellEnd"/>
+            <w:r>
+              <w:rPr>
+                <w:rFonts w:asciiTheme="majorBidi" w:hAnsiTheme="majorBidi" w:cstheme="majorBidi"/>
+                <w:sz w:val="18"/>
+                <w:szCs w:val="18"/>
+              </w:rPr>
+              <w:t xml:space="preserve"> - </w:t>
+            </w:r>
+            <w:proofErr w:type="spellStart"/>
+            <w:r>
+              <w:rPr>
+                <w:rFonts w:asciiTheme="majorBidi" w:hAnsiTheme="majorBidi" w:cstheme="majorBidi"/>
+                <w:sz w:val="18"/>
+                <w:szCs w:val="18"/>
+              </w:rPr>
+              <w:t>Fertilitas</w:t>
+            </w:r>
+            <w:proofErr w:type="spellEnd"/>
+            <w:r>
+              <w:rPr>
+                <w:rFonts w:asciiTheme="majorBidi" w:hAnsiTheme="majorBidi" w:cstheme="majorBidi"/>
+                <w:sz w:val="18"/>
+                <w:szCs w:val="18"/>
+              </w:rPr>
+              <w:t xml:space="preserve"> (EE)</w:t>
+            </w:r>
+          </w:p>
+        </w:tc>
+        <w:tc>
+          <w:tcPr>
+            <w:tcW w:w="2160" w:type="dxa"/>
+            <w:tcBorders>
+              <w:bottom w:val="single" w:sz="18" w:space="0" w:color="000000"/>
+            </w:tcBorders>
+            <w:tcMar>
+              <w:top w:w="0" w:type="dxa"/>
+              <w:left w:w="108" w:type="dxa"/>
+              <w:bottom w:w="0" w:type="dxa"/>
+              <w:right w:w="108" w:type="dxa"/>
+            </w:tcMar>
+          </w:tcPr>
+          <w:p>
+            <w:pPr>
+              <w:pStyle w:val="Standard"/>
+              <w:ind w:firstLine="0"/>
+              <w:jc w:val="center"/>
+              <w:rPr>
+                <w:rFonts w:asciiTheme="majorBidi" w:hAnsiTheme="majorBidi" w:cstheme="majorBidi"/>
+                <w:sz w:val="18"/>
+                <w:szCs w:val="18"/>
+              </w:rPr>
+            </w:pPr>
+            <w:r>
+              <w:rPr>
+                <w:rFonts w:asciiTheme="majorBidi" w:hAnsiTheme="majorBidi" w:cstheme="majorBidi"/>
+                <w:sz w:val="18"/>
+                <w:szCs w:val="18"/>
+              </w:rPr>
+              <w:t>Horizontal (large -</w:t>
+            </w:r>
+          </w:p>
+          <w:p>
+            <w:pPr>
+              <w:pStyle w:val="Standard"/>
+              <w:ind w:firstLine="0"/>
+              <w:jc w:val="center"/>
+              <w:rPr>
+                <w:rFonts w:asciiTheme="majorBidi" w:hAnsiTheme="majorBidi" w:cstheme="majorBidi"/>
+                <w:sz w:val="18"/>
+                <w:szCs w:val="18"/>
+              </w:rPr>
+            </w:pPr>
+            <w:r>
+              <w:rPr>
+                <w:rFonts w:asciiTheme="majorBidi" w:hAnsiTheme="majorBidi" w:cstheme="majorBidi"/>
+                <w:sz w:val="18"/>
+                <w:szCs w:val="18"/>
+              </w:rPr>
+              <w:t>specialty)</w:t>
+            </w:r>
+          </w:p>
+        </w:tc>
+        <w:tc>
+          <w:tcPr>
+            <w:tcW w:w="2520" w:type="dxa"/>
+            <w:tcBorders>
+              <w:bottom w:val="single" w:sz="18" w:space="0" w:color="000000"/>
+            </w:tcBorders>
+            <w:tcMar>
+              <w:top w:w="0" w:type="dxa"/>
+              <w:left w:w="108" w:type="dxa"/>
+              <w:bottom w:w="0" w:type="dxa"/>
+              <w:right w:w="108" w:type="dxa"/>
+            </w:tcMar>
+          </w:tcPr>
+          <w:p>
+            <w:pPr>
+              <w:pStyle w:val="Standard"/>
+              <w:ind w:firstLine="0"/>
+              <w:jc w:val="center"/>
+              <w:rPr>
+                <w:rFonts w:asciiTheme="majorBidi" w:hAnsiTheme="majorBidi" w:cstheme="majorBidi"/>
+                <w:sz w:val="18"/>
+                <w:szCs w:val="18"/>
+              </w:rPr>
+            </w:pPr>
+            <w:r>
+              <w:rPr>
+                <w:rFonts w:asciiTheme="majorBidi" w:hAnsiTheme="majorBidi" w:cstheme="majorBidi"/>
+                <w:sz w:val="18"/>
+                <w:szCs w:val="18"/>
+              </w:rPr>
+              <w:t>10 overlaps, 1 imaging-result link</w:t>
+            </w:r>
+          </w:p>
+        </w:tc>
+        <w:tc>
+          <w:tcPr>
+            <w:tcW w:w="1817" w:type="dxa"/>
+            <w:tcBorders>
+              <w:bottom w:val="single" w:sz="18" w:space="0" w:color="000000"/>
+            </w:tcBorders>
+            <w:tcMar>
+              <w:top w:w="0" w:type="dxa"/>
+              <w:left w:w="108" w:type="dxa"/>
+              <w:bottom w:w="0" w:type="dxa"/>
+              <w:right w:w="108" w:type="dxa"/>
+            </w:tcMar>
+          </w:tcPr>
+          <w:p>
+            <w:pPr>
+              <w:pStyle w:val="Standard"/>
+              <w:ind w:firstLine="0"/>
+              <w:jc w:val="center"/>
+              <w:rPr>
+                <w:rFonts w:asciiTheme="majorBidi" w:hAnsiTheme="majorBidi" w:cstheme="majorBidi"/>
+                <w:sz w:val="18"/>
+                <w:szCs w:val="18"/>
+              </w:rPr>
+            </w:pPr>
+            <w:proofErr w:type="gramStart"/>
+            <w:r>
+              <w:rPr>
+                <w:rFonts w:asciiTheme="majorBidi" w:hAnsiTheme="majorBidi" w:cstheme="majorBidi"/>
+                <w:sz w:val="18"/>
+                <w:szCs w:val="18"/>
+              </w:rPr>
+              <w:t>Same-system</w:t>
+            </w:r>
+            <w:proofErr w:type="gramEnd"/>
+          </w:p>
+        </w:tc>
+      </w:tr>
+    </w:tbl>
+    <w:p>
+      <w:pPr>
+        <w:pStyle w:val="Standard"/>
+        <w:ind w:firstLine="0"/>
       </w:pPr>
     </w:p>
     <w:p/>
@@ -9285,8 +12615,13 @@
     </w:r>
     <w:r>
       <w:tab/>
-      <w:t>K. Lace and M. Kirikova</w:t>
+      <w:t xml:space="preserve">K. Lace and M. </w:t>
     </w:r>
+    <w:proofErr w:type="spellStart"/>
+    <w:r>
+      <w:t>Kirikova</w:t>
+    </w:r>
+    <w:proofErr w:type="spellEnd"/>
   </w:p>
 </w:hdr>
 </file>
@@ -10643,6 +13978,21 @@
       </w:numPr>
     </w:pPr>
   </w:style>
+  <w:style w:type="paragraph" w:customStyle="1" w:styleId="Tablenumber">
+    <w:name w:val="Table number"/>
+    <w:basedOn w:val="Standard"/>
+    <w:next w:val="Normal"/>
+    <w:rsid w:val="00F53765"/>
+    <w:pPr>
+      <w:spacing w:before="240" w:after="0"/>
+      <w:ind w:firstLine="0"/>
+    </w:pPr>
+    <w:rPr>
+      <w:rFonts w:cs="Calibri"/>
+      <w:b/>
+      <w:bCs/>
+    </w:rPr>
+  </w:style>
 </w:styles>
 </file>
 
